--- a/docs/coursework/Приложение_Ж_Диаграмма_классов.docx
+++ b/docs/coursework/Приложение_Ж_Диаграмма_классов.docx
@@ -1,6 +1,6 @@
 
 <file path=word/document.xml><?xml version="1.0" encoding="utf-8"?>
-<w:document xmlns:wpc="http://schemas.microsoft.com/office/word/2010/wordprocessingCanvas" xmlns:cx="http://schemas.microsoft.com/office/drawing/2014/chartex" xmlns:cx1="http://schemas.microsoft.com/office/drawing/2015/9/8/chartex" xmlns:cx2="http://schemas.microsoft.com/office/drawing/2015/10/21/chartex" xmlns:cx3="http://schemas.microsoft.com/office/drawing/2016/5/9/chartex" xmlns:cx4="http://schemas.microsoft.com/office/drawing/2016/5/10/chartex" xmlns:cx5="http://schemas.microsoft.com/office/drawing/2016/5/11/chartex" xmlns:cx6="http://schemas.microsoft.com/office/drawing/2016/5/12/chartex" xmlns:cx7="http://schemas.microsoft.com/office/drawing/2016/5/13/chartex" xmlns:cx8="http://schemas.microsoft.com/office/drawing/2016/5/14/chartex" xmlns:mc="http://schemas.openxmlformats.org/markup-compatibility/2006" xmlns:aink="http://schemas.microsoft.com/office/drawing/2016/ink" xmlns:am3d="http://schemas.microsoft.com/office/drawing/2017/model3d" xmlns:o="urn:schemas-microsoft-com:office:office" xmlns:oel="http://schemas.microsoft.com/office/2019/extlst" xmlns:r="http://schemas.openxmlformats.org/officeDocument/2006/relationships" xmlns:m="http://schemas.openxmlformats.org/officeDocument/2006/math" xmlns:v="urn:schemas-microsoft-com:vml" xmlns:wp14="http://schemas.microsoft.com/office/word/2010/wordprocessingDrawing" xmlns:wp="http://schemas.openxmlformats.org/drawingml/2006/wordprocessingDrawing" xmlns:w10="urn:schemas-microsoft-com:office:word" xmlns:w="http://schemas.openxmlformats.org/wordprocessingml/2006/main" xmlns:w14="http://schemas.microsoft.com/office/word/2010/wordml" xmlns:w15="http://schemas.microsoft.com/office/word/2012/wordml" xmlns:w16cex="http://schemas.microsoft.com/office/word/2018/wordml/cex" xmlns:w16cid="http://schemas.microsoft.com/office/word/2016/wordml/cid" xmlns:w16="http://schemas.microsoft.com/office/word/2018/wordml" xmlns:w16du="http://schemas.microsoft.com/office/word/2023/wordml/word16du" xmlns:w16sdtdh="http://schemas.microsoft.com/office/word/2020/wordml/sdtdatahash" xmlns:w16sdtfl="http://schemas.microsoft.com/office/word/2024/wordml/sdtformatlock" xmlns:w16se="http://schemas.microsoft.com/office/word/2015/wordml/symex" xmlns:wpg="http://schemas.microsoft.com/office/word/2010/wordprocessingGroup" xmlns:wpi="http://schemas.microsoft.com/office/word/2010/wordprocessingInk" xmlns:wne="http://schemas.microsoft.com/office/word/2006/wordml" xmlns:wps="http://schemas.microsoft.com/office/word/2010/wordprocessingShape" mc:Ignorable="w14 w15 w16se w16cid w16 w16cex w16sdtdh w16sdtfl w16du wp14">
+<w:document xmlns:wpc="http://schemas.microsoft.com/office/word/2010/wordprocessingCanvas" xmlns:cx="http://schemas.microsoft.com/office/drawing/2014/chartex" xmlns:cx1="http://schemas.microsoft.com/office/drawing/2015/9/8/chartex" xmlns:cx2="http://schemas.microsoft.com/office/drawing/2015/10/21/chartex" xmlns:cx3="http://schemas.microsoft.com/office/drawing/2016/5/9/chartex" xmlns:cx4="http://schemas.microsoft.com/office/drawing/2016/5/10/chartex" xmlns:cx5="http://schemas.microsoft.com/office/drawing/2016/5/11/chartex" xmlns:cx6="http://schemas.microsoft.com/office/drawing/2016/5/12/chartex" xmlns:cx7="http://schemas.microsoft.com/office/drawing/2016/5/13/chartex" xmlns:cx8="http://schemas.microsoft.com/office/drawing/2016/5/14/chartex" xmlns:mc="http://schemas.openxmlformats.org/markup-compatibility/2006" xmlns:m="http://schemas.openxmlformats.org/officeDocument/2006/math" xmlns:aink="http://schemas.microsoft.com/office/drawing/2016/ink" xmlns:am3d="http://schemas.microsoft.com/office/drawing/2017/model3d" xmlns:oel="http://schemas.microsoft.com/office/2019/extlst" xmlns:r="http://schemas.openxmlformats.org/officeDocument/2006/relationships" xmlns:wp14="http://schemas.microsoft.com/office/word/2010/wordprocessingDrawing" xmlns:wp="http://schemas.openxmlformats.org/drawingml/2006/wordprocessingDrawing" xmlns:wpg="http://schemas.microsoft.com/office/word/2010/wordprocessingGroup" xmlns:wpi="http://schemas.microsoft.com/office/word/2010/wordprocessingInk" xmlns:wps="http://schemas.microsoft.com/office/word/2010/wordprocessingShape" xmlns:o="urn:schemas-microsoft-com:office:office" xmlns:v="urn:schemas-microsoft-com:vml" xmlns:w10="urn:schemas-microsoft-com:office:word" xmlns:w="http://schemas.openxmlformats.org/wordprocessingml/2006/main" xmlns:w14="http://schemas.microsoft.com/office/word/2010/wordml" xmlns:w15="http://schemas.microsoft.com/office/word/2012/wordml" xmlns:w16cex="http://schemas.microsoft.com/office/word/2018/wordml/cex" xmlns:w16cid="http://schemas.microsoft.com/office/word/2016/wordml/cid" xmlns:w16="http://schemas.microsoft.com/office/word/2018/wordml" xmlns:w16sdtdh="http://schemas.microsoft.com/office/word/2020/wordml/sdtdatahash" xmlns:w16sdtfl="http://schemas.microsoft.com/office/word/2024/wordml/sdtformatlock" xmlns:w16se="http://schemas.microsoft.com/office/word/2015/wordml/symex" xmlns:w16du="http://schemas.microsoft.com/office/word/2023/wordml/word16du" xmlns:wne="http://schemas.microsoft.com/office/word/2006/wordml" mc:Ignorable="w14 w15 w16se w16cid w16 w16cex w16sdtdh w16sdtfl w16du wp14">
   <w:body>
     <w:p>
       <w:pPr>
@@ -19,7 +19,7 @@
           <w:szCs w:val="28"/>
           <w:lang w:val="ru-RU"/>
         </w:rPr>
-        <w:t xml:space="preserve">ПРИЛОЖЕНИЕ Ж. ДИАГРАММА КЛАССОВ</w:t>
+        <w:t>ПРИЛОЖЕНИЕ Ж. ДИАГРАММА КЛАССОВ</w:t>
       </w:r>
     </w:p>
     <w:p>
@@ -37,7 +37,7 @@
           <w:sz w:val="32"/>
           <w:szCs w:val="32"/>
         </w:rPr>
-        <w:t xml:space="preserve">АННОТАЦИЯ</w:t>
+        <w:t>АННОТАЦИЯ</w:t>
       </w:r>
     </w:p>
     <w:p>
@@ -45,7 +45,7 @@
         <w:pStyle w:val="a3"/>
       </w:pPr>
       <w:r>
-        <w:t xml:space="preserve">В данном программном документе приведена диаграмма классов серверной части и мобильного приложения «Интернет-магазин продуктов «Nectar».</w:t>
+        <w:t>В данном программном документе приведена диаграмма классов серверной части и мобильного приложения «Интернет-магазин продуктов «Нектар».</w:t>
       </w:r>
     </w:p>
     <w:p>
@@ -68,7 +68,8 @@
           <w:sz w:val="32"/>
           <w:szCs w:val="32"/>
         </w:rPr>
-        <w:t xml:space="preserve">СОДЕРЖАНИЕ</w:t>
+        <w:lastRenderedPageBreak/>
+        <w:t>СОДЕРЖАНИЕ</w:t>
       </w:r>
     </w:p>
     <w:p>
@@ -78,6 +79,11 @@
           <w:tab w:val="left" w:pos="480"/>
           <w:tab w:val="right" w:leader="dot" w:pos="8777"/>
         </w:tabs>
+        <w:rPr>
+          <w:rFonts w:eastAsiaTheme="minorEastAsia"/>
+          <w:noProof/>
+          <w:lang w:val="ru-RU" w:eastAsia="ru-RU"/>
+        </w:rPr>
       </w:pPr>
       <w:r>
         <w:fldChar w:fldCharType="begin"/>
@@ -88,32 +94,249 @@
       <w:r>
         <w:fldChar w:fldCharType="separate"/>
       </w:r>
-      <w:hyperlink w:anchor="_Toc000500000" w:history="1">
+      <w:hyperlink w:anchor="_Toc241616831" w:history="1">
         <w:r>
-          <w:t xml:space="preserve">1.</w:t>
+          <w:rPr>
+            <w:rStyle w:val="af1"/>
+            <w:noProof/>
+            <w:lang w:val="en-US"/>
+          </w:rPr>
+          <w:t>1.</w:t>
         </w:r>
         <w:r>
+          <w:rPr>
+            <w:rFonts w:eastAsiaTheme="minorEastAsia"/>
+            <w:noProof/>
+            <w:lang w:val="ru-RU" w:eastAsia="ru-RU"/>
+          </w:rPr>
           <w:tab/>
         </w:r>
         <w:r>
-          <w:t xml:space="preserve">ДИАГРАММА КЛАССОВ</w:t>
+          <w:rPr>
+            <w:rStyle w:val="af1"/>
+            <w:noProof/>
+            <w:lang w:val="ru-RU"/>
+          </w:rPr>
+          <w:t>ДИАГРАММА КЛАССОВ</w:t>
         </w:r>
         <w:r>
+          <w:rPr>
+            <w:noProof/>
+            <w:webHidden/>
+          </w:rPr>
           <w:tab/>
         </w:r>
         <w:r>
+          <w:rPr>
+            <w:noProof/>
+            <w:webHidden/>
+          </w:rPr>
           <w:fldChar w:fldCharType="begin"/>
         </w:r>
         <w:r>
-          <w:instrText xml:space="preserve"> PAGEREF _Toc000500000 \h </w:instrText>
+          <w:rPr>
+            <w:noProof/>
+            <w:webHidden/>
+          </w:rPr>
+          <w:instrText xml:space="preserve"> PAGEREF _Toc241616831 \h </w:instrText>
         </w:r>
         <w:r>
+          <w:rPr>
+            <w:noProof/>
+            <w:webHidden/>
+          </w:rPr>
+        </w:r>
+        <w:r>
+          <w:rPr>
+            <w:noProof/>
+            <w:webHidden/>
+          </w:rPr>
           <w:fldChar w:fldCharType="separate"/>
         </w:r>
         <w:r>
-          <w:t xml:space="preserve">3</w:t>
+          <w:rPr>
+            <w:noProof/>
+            <w:webHidden/>
+          </w:rPr>
+          <w:t>3</w:t>
         </w:r>
         <w:r>
+          <w:rPr>
+            <w:noProof/>
+            <w:webHidden/>
+          </w:rPr>
+          <w:fldChar w:fldCharType="end"/>
+        </w:r>
+      </w:hyperlink>
+    </w:p>
+    <w:p>
+      <w:pPr>
+        <w:pStyle w:val="23"/>
+        <w:tabs>
+          <w:tab w:val="left" w:pos="960"/>
+          <w:tab w:val="right" w:leader="dot" w:pos="8777"/>
+        </w:tabs>
+        <w:rPr>
+          <w:rFonts w:eastAsiaTheme="minorEastAsia"/>
+          <w:noProof/>
+          <w:lang w:val="ru-RU" w:eastAsia="ru-RU"/>
+        </w:rPr>
+      </w:pPr>
+      <w:hyperlink w:anchor="_Toc241616832" w:history="1">
+        <w:r>
+          <w:rPr>
+            <w:rStyle w:val="af1"/>
+            <w:noProof/>
+          </w:rPr>
+          <w:t>1.1.</w:t>
+        </w:r>
+        <w:r>
+          <w:rPr>
+            <w:rFonts w:eastAsiaTheme="minorEastAsia"/>
+            <w:noProof/>
+            <w:lang w:val="ru-RU" w:eastAsia="ru-RU"/>
+          </w:rPr>
+          <w:tab/>
+        </w:r>
+        <w:r>
+          <w:rPr>
+            <w:rStyle w:val="af1"/>
+            <w:noProof/>
+          </w:rPr>
+          <w:t>Диаграмма классов серверной части</w:t>
+        </w:r>
+        <w:r>
+          <w:rPr>
+            <w:noProof/>
+            <w:webHidden/>
+          </w:rPr>
+          <w:tab/>
+        </w:r>
+        <w:r>
+          <w:rPr>
+            <w:noProof/>
+            <w:webHidden/>
+          </w:rPr>
+          <w:fldChar w:fldCharType="begin"/>
+        </w:r>
+        <w:r>
+          <w:rPr>
+            <w:noProof/>
+            <w:webHidden/>
+          </w:rPr>
+          <w:instrText xml:space="preserve"> PAGEREF _Toc241616832 \h </w:instrText>
+        </w:r>
+        <w:r>
+          <w:rPr>
+            <w:noProof/>
+            <w:webHidden/>
+          </w:rPr>
+        </w:r>
+        <w:r>
+          <w:rPr>
+            <w:noProof/>
+            <w:webHidden/>
+          </w:rPr>
+          <w:fldChar w:fldCharType="separate"/>
+        </w:r>
+        <w:r>
+          <w:rPr>
+            <w:noProof/>
+            <w:webHidden/>
+          </w:rPr>
+          <w:t>3</w:t>
+        </w:r>
+        <w:r>
+          <w:rPr>
+            <w:noProof/>
+            <w:webHidden/>
+          </w:rPr>
+          <w:fldChar w:fldCharType="end"/>
+        </w:r>
+      </w:hyperlink>
+    </w:p>
+    <w:p>
+      <w:pPr>
+        <w:pStyle w:val="23"/>
+        <w:tabs>
+          <w:tab w:val="left" w:pos="960"/>
+          <w:tab w:val="right" w:leader="dot" w:pos="8777"/>
+        </w:tabs>
+        <w:rPr>
+          <w:rFonts w:eastAsiaTheme="minorEastAsia"/>
+          <w:noProof/>
+          <w:lang w:val="ru-RU" w:eastAsia="ru-RU"/>
+        </w:rPr>
+      </w:pPr>
+      <w:hyperlink w:anchor="_Toc241616833" w:history="1">
+        <w:r>
+          <w:rPr>
+            <w:rStyle w:val="af1"/>
+            <w:noProof/>
+          </w:rPr>
+          <w:t>1.2.</w:t>
+        </w:r>
+        <w:r>
+          <w:rPr>
+            <w:rFonts w:eastAsiaTheme="minorEastAsia"/>
+            <w:noProof/>
+            <w:lang w:val="ru-RU" w:eastAsia="ru-RU"/>
+          </w:rPr>
+          <w:tab/>
+        </w:r>
+        <w:r>
+          <w:rPr>
+            <w:rStyle w:val="af1"/>
+            <w:noProof/>
+          </w:rPr>
+          <w:t>Диаграмма классов мобильного приложения</w:t>
+        </w:r>
+        <w:r>
+          <w:rPr>
+            <w:noProof/>
+            <w:webHidden/>
+          </w:rPr>
+          <w:tab/>
+        </w:r>
+        <w:r>
+          <w:rPr>
+            <w:noProof/>
+            <w:webHidden/>
+          </w:rPr>
+          <w:fldChar w:fldCharType="begin"/>
+        </w:r>
+        <w:r>
+          <w:rPr>
+            <w:noProof/>
+            <w:webHidden/>
+          </w:rPr>
+          <w:instrText xml:space="preserve"> PAGEREF _Toc241616833 \h </w:instrText>
+        </w:r>
+        <w:r>
+          <w:rPr>
+            <w:noProof/>
+            <w:webHidden/>
+          </w:rPr>
+        </w:r>
+        <w:r>
+          <w:rPr>
+            <w:noProof/>
+            <w:webHidden/>
+          </w:rPr>
+          <w:fldChar w:fldCharType="separate"/>
+        </w:r>
+        <w:r>
+          <w:rPr>
+            <w:noProof/>
+            <w:webHidden/>
+          </w:rPr>
+          <w:t>3</w:t>
+        </w:r>
+        <w:r>
+          <w:rPr>
+            <w:noProof/>
+            <w:webHidden/>
+          </w:rPr>
           <w:fldChar w:fldCharType="end"/>
         </w:r>
       </w:hyperlink>
@@ -126,73 +349,6 @@
           <w:tab w:val="right" w:leader="dot" w:pos="8777"/>
         </w:tabs>
       </w:pPr>
-      <w:hyperlink w:anchor="_Toc000500001" w:history="1">
-        <w:r>
-          <w:t xml:space="preserve">1.1</w:t>
-        </w:r>
-        <w:r>
-          <w:tab/>
-        </w:r>
-        <w:r>
-          <w:t xml:space="preserve">Диаграмма классов серверной части</w:t>
-        </w:r>
-        <w:r>
-          <w:tab/>
-        </w:r>
-        <w:r>
-          <w:fldChar w:fldCharType="begin"/>
-        </w:r>
-        <w:r>
-          <w:instrText xml:space="preserve"> PAGEREF _Toc000500001 \h </w:instrText>
-        </w:r>
-        <w:r>
-          <w:fldChar w:fldCharType="separate"/>
-        </w:r>
-        <w:r>
-          <w:t xml:space="preserve">3</w:t>
-        </w:r>
-        <w:r>
-          <w:fldChar w:fldCharType="end"/>
-        </w:r>
-      </w:hyperlink>
-    </w:p>
-    <w:p>
-      <w:pPr>
-        <w:pStyle w:val="23"/>
-        <w:tabs>
-          <w:tab w:val="left" w:pos="960"/>
-          <w:tab w:val="right" w:leader="dot" w:pos="8777"/>
-        </w:tabs>
-      </w:pPr>
-      <w:hyperlink w:anchor="_Toc000500002" w:history="1">
-        <w:r>
-          <w:t xml:space="preserve">1.2</w:t>
-        </w:r>
-        <w:r>
-          <w:tab/>
-        </w:r>
-        <w:r>
-          <w:t xml:space="preserve">Диаграмма классов мобильного приложения</w:t>
-        </w:r>
-        <w:r>
-          <w:tab/>
-        </w:r>
-        <w:r>
-          <w:fldChar w:fldCharType="begin"/>
-        </w:r>
-        <w:r>
-          <w:instrText xml:space="preserve"> PAGEREF _Toc000500002 \h </w:instrText>
-        </w:r>
-        <w:r>
-          <w:fldChar w:fldCharType="separate"/>
-        </w:r>
-        <w:r>
-          <w:t xml:space="preserve">3</w:t>
-        </w:r>
-        <w:r>
-          <w:fldChar w:fldCharType="end"/>
-        </w:r>
-      </w:hyperlink>
       <w:r>
         <w:fldChar w:fldCharType="end"/>
       </w:r>
@@ -214,31 +370,32 @@
           <w:lang w:val="en-US"/>
         </w:rPr>
       </w:pPr>
-      <w:bookmarkStart w:id="101" w:name="_Toc000500000"/>
+      <w:bookmarkStart w:id="0" w:name="_Toc241616831"/>
       <w:r>
         <w:rPr>
           <w:lang w:val="ru-RU"/>
         </w:rPr>
-        <w:t xml:space="preserve">ДИАГРАММА КЛАССОВ</w:t>
+        <w:lastRenderedPageBreak/>
+        <w:t>ДИАГРАММА КЛАССОВ</w:t>
       </w:r>
-      <w:bookmarkEnd w:id="101"/>
+      <w:bookmarkEnd w:id="0"/>
     </w:p>
     <w:p>
       <w:pPr>
         <w:pStyle w:val="2"/>
       </w:pPr>
-      <w:bookmarkStart w:id="102" w:name="_Toc000500001"/>
+      <w:bookmarkStart w:id="1" w:name="_Toc241616832"/>
       <w:r>
-        <w:t xml:space="preserve">Диаграмма классов серверной части</w:t>
+        <w:t>Диаграмма классов серверной части</w:t>
       </w:r>
-      <w:bookmarkEnd w:id="102"/>
+      <w:bookmarkEnd w:id="1"/>
     </w:p>
     <w:p>
       <w:pPr>
         <w:pStyle w:val="a3"/>
       </w:pPr>
       <w:r>
-        <w:t xml:space="preserve">На рисунке 1 представлена диаграмма классов серверной части. Серверная часть системы построена на Google Firebase (Cloud Firestore и Firebase Authentication) и не содержит собственного программного кода, поэтому на диаграмме показаны документы (сущности) базы данных, их атрибуты и связи между ними. Веб-панель управления написана на языке JavaScript в функциональном стиле и классов не содержит.</w:t>
+        <w:t>На рисунке 1 представлена диаграмма классов серверной части. Серверная часть системы построена на Google Firebase (Cloud Firestore и Firebase Authentication) и не содержит собственного программного кода, поэтому на диаграмме показаны документы (сущности) базы данных, их атрибуты и связи между ними. Веб-панель управления написана на языке JavaScript в функциональном стиле и классов не содержит.</w:t>
       </w:r>
     </w:p>
     <w:p>
@@ -248,15 +405,16 @@
       </w:pPr>
       <w:r>
         <w:drawing>
-          <wp:inline xmlns:a="http://schemas.openxmlformats.org/drawingml/2006/main" xmlns:pic="http://schemas.openxmlformats.org/drawingml/2006/picture">
+          <wp:inline distT="0" distB="0" distL="0" distR="0" wp14:anchorId="405D68A3" wp14:editId="5A840EFA">
             <wp:extent cx="5580000" cy="2999619"/>
+            <wp:effectExtent l="0" t="0" r="0" b="0"/>
             <wp:docPr id="1" name="Picture 1"/>
             <wp:cNvGraphicFramePr>
-              <a:graphicFrameLocks noChangeAspect="1"/>
+              <a:graphicFrameLocks xmlns:a="http://schemas.openxmlformats.org/drawingml/2006/main" noChangeAspect="1"/>
             </wp:cNvGraphicFramePr>
-            <a:graphic>
+            <a:graphic xmlns:a="http://schemas.openxmlformats.org/drawingml/2006/main">
               <a:graphicData uri="http://schemas.openxmlformats.org/drawingml/2006/picture">
-                <pic:pic>
+                <pic:pic xmlns:pic="http://schemas.openxmlformats.org/drawingml/2006/picture">
                   <pic:nvPicPr>
                     <pic:cNvPr id="0" name="f1w.png"/>
                     <pic:cNvPicPr/>
@@ -272,7 +430,9 @@
                       <a:off x="0" y="0"/>
                       <a:ext cx="5580000" cy="2999619"/>
                     </a:xfrm>
-                    <a:prstGeom prst="rect"/>
+                    <a:prstGeom prst="rect">
+                      <a:avLst/>
+                    </a:prstGeom>
                   </pic:spPr>
                 </pic:pic>
               </a:graphicData>
@@ -298,7 +458,7 @@
         <w:fldChar w:fldCharType="separate"/>
       </w:r>
       <w:r>
-        <w:t xml:space="preserve">1</w:t>
+        <w:t>1</w:t>
       </w:r>
       <w:r>
         <w:fldChar w:fldCharType="end"/>
@@ -311,11 +471,11 @@
       <w:pPr>
         <w:pStyle w:val="2"/>
       </w:pPr>
-      <w:bookmarkStart w:id="103" w:name="_Toc000500002"/>
+      <w:bookmarkStart w:id="2" w:name="_Toc241616833"/>
       <w:r>
-        <w:t xml:space="preserve">Диаграмма классов мобильного приложения</w:t>
+        <w:t>Диаграмма классов мобильного приложения</w:t>
       </w:r>
-      <w:bookmarkEnd w:id="103"/>
+      <w:bookmarkEnd w:id="2"/>
     </w:p>
     <w:p>
       <w:pPr>
@@ -330,7 +490,7 @@
         </w:sectPr>
       </w:pPr>
       <w:r>
-        <w:t xml:space="preserve">На рисунках 2–7 представлена диаграмма классов мобильного приложения, разработанного на фреймворке Flutter. Диаграмма описывает архитектуру клиентской части, включая основные компоненты пользовательского интерфейса, экраны, модели данных, сервисы и провайдеры состояния.</w:t>
+        <w:t>На рисунках 2–7 представлена диаграмма классов мобильного приложения, разработанного на фреймворке Flutter. Диаграмма описывает архитектуру клиентской части, включая основные компоненты пользовательского интерфейса, экраны, модели данных, сервисы и провайдеры состояния.</w:t>
       </w:r>
     </w:p>
     <w:p>
@@ -339,16 +499,18 @@
         <w:keepNext/>
       </w:pPr>
       <w:r>
+        <w:lastRenderedPageBreak/>
         <w:drawing>
-          <wp:inline xmlns:a="http://schemas.openxmlformats.org/drawingml/2006/main" xmlns:pic="http://schemas.openxmlformats.org/drawingml/2006/picture">
+          <wp:inline distT="0" distB="0" distL="0" distR="0" wp14:anchorId="173F7DE4" wp14:editId="79CD4AF9">
             <wp:extent cx="5310623" cy="4860000"/>
+            <wp:effectExtent l="0" t="0" r="0" b="0"/>
             <wp:docPr id="2" name="Picture 2"/>
             <wp:cNvGraphicFramePr>
-              <a:graphicFrameLocks noChangeAspect="1"/>
+              <a:graphicFrameLocks xmlns:a="http://schemas.openxmlformats.org/drawingml/2006/main" noChangeAspect="1"/>
             </wp:cNvGraphicFramePr>
-            <a:graphic>
+            <a:graphic xmlns:a="http://schemas.openxmlformats.org/drawingml/2006/main">
               <a:graphicData uri="http://schemas.openxmlformats.org/drawingml/2006/picture">
-                <pic:pic>
+                <pic:pic xmlns:pic="http://schemas.openxmlformats.org/drawingml/2006/picture">
                   <pic:nvPicPr>
                     <pic:cNvPr id="0" name="f2.png"/>
                     <pic:cNvPicPr/>
@@ -364,7 +526,9 @@
                       <a:off x="0" y="0"/>
                       <a:ext cx="5310623" cy="4860000"/>
                     </a:xfrm>
-                    <a:prstGeom prst="rect"/>
+                    <a:prstGeom prst="rect">
+                      <a:avLst/>
+                    </a:prstGeom>
                   </pic:spPr>
                 </pic:pic>
               </a:graphicData>
@@ -390,7 +554,7 @@
         <w:fldChar w:fldCharType="separate"/>
       </w:r>
       <w:r>
-        <w:t xml:space="preserve">2</w:t>
+        <w:t>2</w:t>
       </w:r>
       <w:r>
         <w:fldChar w:fldCharType="end"/>
@@ -405,16 +569,18 @@
         <w:keepNext/>
       </w:pPr>
       <w:r>
+        <w:lastRenderedPageBreak/>
         <w:drawing>
-          <wp:inline xmlns:a="http://schemas.openxmlformats.org/drawingml/2006/main" xmlns:pic="http://schemas.openxmlformats.org/drawingml/2006/picture">
+          <wp:inline distT="0" distB="0" distL="0" distR="0" wp14:anchorId="53C226AC" wp14:editId="5A5263D5">
             <wp:extent cx="6300884" cy="4860000"/>
+            <wp:effectExtent l="0" t="0" r="0" b="0"/>
             <wp:docPr id="3" name="Picture 3"/>
             <wp:cNvGraphicFramePr>
-              <a:graphicFrameLocks noChangeAspect="1"/>
+              <a:graphicFrameLocks xmlns:a="http://schemas.openxmlformats.org/drawingml/2006/main" noChangeAspect="1"/>
             </wp:cNvGraphicFramePr>
-            <a:graphic>
+            <a:graphic xmlns:a="http://schemas.openxmlformats.org/drawingml/2006/main">
               <a:graphicData uri="http://schemas.openxmlformats.org/drawingml/2006/picture">
-                <pic:pic>
+                <pic:pic xmlns:pic="http://schemas.openxmlformats.org/drawingml/2006/picture">
                   <pic:nvPicPr>
                     <pic:cNvPr id="0" name="f3.png"/>
                     <pic:cNvPicPr/>
@@ -430,7 +596,9 @@
                       <a:off x="0" y="0"/>
                       <a:ext cx="6300884" cy="4860000"/>
                     </a:xfrm>
-                    <a:prstGeom prst="rect"/>
+                    <a:prstGeom prst="rect">
+                      <a:avLst/>
+                    </a:prstGeom>
                   </pic:spPr>
                 </pic:pic>
               </a:graphicData>
@@ -456,7 +624,7 @@
         <w:fldChar w:fldCharType="separate"/>
       </w:r>
       <w:r>
-        <w:t xml:space="preserve">3</w:t>
+        <w:t>3</w:t>
       </w:r>
       <w:r>
         <w:fldChar w:fldCharType="end"/>
@@ -471,16 +639,18 @@
         <w:keepNext/>
       </w:pPr>
       <w:r>
+        <w:lastRenderedPageBreak/>
         <w:drawing>
-          <wp:inline xmlns:a="http://schemas.openxmlformats.org/drawingml/2006/main" xmlns:pic="http://schemas.openxmlformats.org/drawingml/2006/picture">
+          <wp:inline distT="0" distB="0" distL="0" distR="0" wp14:anchorId="25CCC9EF" wp14:editId="3C6B8A59">
             <wp:extent cx="9000000" cy="2454910"/>
+            <wp:effectExtent l="0" t="0" r="0" b="0"/>
             <wp:docPr id="4" name="Picture 4"/>
             <wp:cNvGraphicFramePr>
-              <a:graphicFrameLocks noChangeAspect="1"/>
+              <a:graphicFrameLocks xmlns:a="http://schemas.openxmlformats.org/drawingml/2006/main" noChangeAspect="1"/>
             </wp:cNvGraphicFramePr>
-            <a:graphic>
+            <a:graphic xmlns:a="http://schemas.openxmlformats.org/drawingml/2006/main">
               <a:graphicData uri="http://schemas.openxmlformats.org/drawingml/2006/picture">
-                <pic:pic>
+                <pic:pic xmlns:pic="http://schemas.openxmlformats.org/drawingml/2006/picture">
                   <pic:nvPicPr>
                     <pic:cNvPr id="0" name="f4.png"/>
                     <pic:cNvPicPr/>
@@ -496,7 +666,9 @@
                       <a:off x="0" y="0"/>
                       <a:ext cx="9000000" cy="2454910"/>
                     </a:xfrm>
-                    <a:prstGeom prst="rect"/>
+                    <a:prstGeom prst="rect">
+                      <a:avLst/>
+                    </a:prstGeom>
                   </pic:spPr>
                 </pic:pic>
               </a:graphicData>
@@ -522,7 +694,7 @@
         <w:fldChar w:fldCharType="separate"/>
       </w:r>
       <w:r>
-        <w:t xml:space="preserve">4</w:t>
+        <w:t>4</w:t>
       </w:r>
       <w:r>
         <w:fldChar w:fldCharType="end"/>
@@ -537,16 +709,18 @@
         <w:keepNext/>
       </w:pPr>
       <w:r>
+        <w:lastRenderedPageBreak/>
         <w:drawing>
-          <wp:inline xmlns:a="http://schemas.openxmlformats.org/drawingml/2006/main" xmlns:pic="http://schemas.openxmlformats.org/drawingml/2006/picture">
+          <wp:inline distT="0" distB="0" distL="0" distR="0" wp14:anchorId="04A75ED6" wp14:editId="23EDFDCD">
             <wp:extent cx="9000000" cy="3438317"/>
+            <wp:effectExtent l="0" t="0" r="0" b="0"/>
             <wp:docPr id="5" name="Picture 5"/>
             <wp:cNvGraphicFramePr>
-              <a:graphicFrameLocks noChangeAspect="1"/>
+              <a:graphicFrameLocks xmlns:a="http://schemas.openxmlformats.org/drawingml/2006/main" noChangeAspect="1"/>
             </wp:cNvGraphicFramePr>
-            <a:graphic>
+            <a:graphic xmlns:a="http://schemas.openxmlformats.org/drawingml/2006/main">
               <a:graphicData uri="http://schemas.openxmlformats.org/drawingml/2006/picture">
-                <pic:pic>
+                <pic:pic xmlns:pic="http://schemas.openxmlformats.org/drawingml/2006/picture">
                   <pic:nvPicPr>
                     <pic:cNvPr id="0" name="f5.png"/>
                     <pic:cNvPicPr/>
@@ -562,7 +736,9 @@
                       <a:off x="0" y="0"/>
                       <a:ext cx="9000000" cy="3438317"/>
                     </a:xfrm>
-                    <a:prstGeom prst="rect"/>
+                    <a:prstGeom prst="rect">
+                      <a:avLst/>
+                    </a:prstGeom>
                   </pic:spPr>
                 </pic:pic>
               </a:graphicData>
@@ -588,7 +764,7 @@
         <w:fldChar w:fldCharType="separate"/>
       </w:r>
       <w:r>
-        <w:t xml:space="preserve">5</w:t>
+        <w:t>5</w:t>
       </w:r>
       <w:r>
         <w:fldChar w:fldCharType="end"/>
@@ -603,16 +779,18 @@
         <w:keepNext/>
       </w:pPr>
       <w:r>
+        <w:lastRenderedPageBreak/>
         <w:drawing>
-          <wp:inline xmlns:a="http://schemas.openxmlformats.org/drawingml/2006/main" xmlns:pic="http://schemas.openxmlformats.org/drawingml/2006/picture">
+          <wp:inline distT="0" distB="0" distL="0" distR="0" wp14:anchorId="7C2E74F0" wp14:editId="1D4928BB">
             <wp:extent cx="8527090" cy="4860000"/>
+            <wp:effectExtent l="0" t="0" r="0" b="0"/>
             <wp:docPr id="6" name="Picture 6"/>
             <wp:cNvGraphicFramePr>
-              <a:graphicFrameLocks noChangeAspect="1"/>
+              <a:graphicFrameLocks xmlns:a="http://schemas.openxmlformats.org/drawingml/2006/main" noChangeAspect="1"/>
             </wp:cNvGraphicFramePr>
-            <a:graphic>
+            <a:graphic xmlns:a="http://schemas.openxmlformats.org/drawingml/2006/main">
               <a:graphicData uri="http://schemas.openxmlformats.org/drawingml/2006/picture">
-                <pic:pic>
+                <pic:pic xmlns:pic="http://schemas.openxmlformats.org/drawingml/2006/picture">
                   <pic:nvPicPr>
                     <pic:cNvPr id="0" name="f6.png"/>
                     <pic:cNvPicPr/>
@@ -628,7 +806,9 @@
                       <a:off x="0" y="0"/>
                       <a:ext cx="8527090" cy="4860000"/>
                     </a:xfrm>
-                    <a:prstGeom prst="rect"/>
+                    <a:prstGeom prst="rect">
+                      <a:avLst/>
+                    </a:prstGeom>
                   </pic:spPr>
                 </pic:pic>
               </a:graphicData>
@@ -654,7 +834,7 @@
         <w:fldChar w:fldCharType="separate"/>
       </w:r>
       <w:r>
-        <w:t xml:space="preserve">6</w:t>
+        <w:t>6</w:t>
       </w:r>
       <w:r>
         <w:fldChar w:fldCharType="end"/>
@@ -669,16 +849,18 @@
         <w:keepNext/>
       </w:pPr>
       <w:r>
+        <w:lastRenderedPageBreak/>
         <w:drawing>
-          <wp:inline xmlns:a="http://schemas.openxmlformats.org/drawingml/2006/main" xmlns:pic="http://schemas.openxmlformats.org/drawingml/2006/picture">
+          <wp:inline distT="0" distB="0" distL="0" distR="0" wp14:anchorId="1AAC460F" wp14:editId="5E0862CC">
             <wp:extent cx="9000000" cy="3154249"/>
+            <wp:effectExtent l="0" t="0" r="0" b="0"/>
             <wp:docPr id="7" name="Picture 7"/>
             <wp:cNvGraphicFramePr>
-              <a:graphicFrameLocks noChangeAspect="1"/>
+              <a:graphicFrameLocks xmlns:a="http://schemas.openxmlformats.org/drawingml/2006/main" noChangeAspect="1"/>
             </wp:cNvGraphicFramePr>
-            <a:graphic>
+            <a:graphic xmlns:a="http://schemas.openxmlformats.org/drawingml/2006/main">
               <a:graphicData uri="http://schemas.openxmlformats.org/drawingml/2006/picture">
-                <pic:pic>
+                <pic:pic xmlns:pic="http://schemas.openxmlformats.org/drawingml/2006/picture">
                   <pic:nvPicPr>
                     <pic:cNvPr id="0" name="f7.png"/>
                     <pic:cNvPicPr/>
@@ -694,7 +876,9 @@
                       <a:off x="0" y="0"/>
                       <a:ext cx="9000000" cy="3154249"/>
                     </a:xfrm>
-                    <a:prstGeom prst="rect"/>
+                    <a:prstGeom prst="rect">
+                      <a:avLst/>
+                    </a:prstGeom>
                   </pic:spPr>
                 </pic:pic>
               </a:graphicData>
@@ -720,7 +904,7 @@
         <w:fldChar w:fldCharType="separate"/>
       </w:r>
       <w:r>
-        <w:t xml:space="preserve">7</w:t>
+        <w:t>7</w:t>
       </w:r>
       <w:r>
         <w:fldChar w:fldCharType="end"/>
@@ -745,7 +929,8 @@
         <w:pStyle w:val="a3"/>
       </w:pPr>
       <w:r>
-        <w:t xml:space="preserve">В таблице 1 представлено описание основных классов серверной части.</w:t>
+        <w:lastRenderedPageBreak/>
+        <w:t>В таблице 1 представлено описание основных классов серверной части.</w:t>
       </w:r>
     </w:p>
     <w:p>
@@ -783,7 +968,7 @@
         <w:rPr>
           <w:rFonts w:ascii="Times New Roman" w:hAnsi="Times New Roman" w:cs="Times New Roman"/>
         </w:rPr>
-        <w:t xml:space="preserve">1</w:t>
+        <w:t>1</w:t>
       </w:r>
       <w:r>
         <w:rPr>
@@ -838,7 +1023,7 @@
                 <w:lang w:eastAsia="ru-RU"/>
                 <w14:ligatures w14:val="none"/>
               </w:rPr>
-              <w:t xml:space="preserve">№ п/п</w:t>
+              <w:t>№ п/п</w:t>
             </w:r>
           </w:p>
         </w:tc>
@@ -866,7 +1051,7 @@
                 <w:lang w:eastAsia="ru-RU"/>
                 <w14:ligatures w14:val="none"/>
               </w:rPr>
-              <w:t xml:space="preserve">Наименование класса</w:t>
+              <w:t>Наименование класса</w:t>
             </w:r>
           </w:p>
         </w:tc>
@@ -894,7 +1079,7 @@
                 <w:lang w:eastAsia="ru-RU"/>
                 <w14:ligatures w14:val="none"/>
               </w:rPr>
-              <w:t xml:space="preserve">Тип класса (наследственность)</w:t>
+              <w:t>Тип класса (наследственность)</w:t>
             </w:r>
           </w:p>
         </w:tc>
@@ -922,7 +1107,7 @@
                 <w:lang w:eastAsia="ru-RU"/>
                 <w14:ligatures w14:val="none"/>
               </w:rPr>
-              <w:t xml:space="preserve">Описание</w:t>
+              <w:t>Описание</w:t>
             </w:r>
           </w:p>
         </w:tc>
@@ -955,7 +1140,7 @@
                 <w:lang w:eastAsia="ru-RU"/>
                 <w14:ligatures w14:val="none"/>
               </w:rPr>
-              <w:t xml:space="preserve">1</w:t>
+              <w:t>1</w:t>
             </w:r>
           </w:p>
         </w:tc>
@@ -983,7 +1168,7 @@
                 <w:lang w:eastAsia="ru-RU"/>
                 <w14:ligatures w14:val="none"/>
               </w:rPr>
-              <w:t xml:space="preserve">2</w:t>
+              <w:t>2</w:t>
             </w:r>
           </w:p>
         </w:tc>
@@ -1011,7 +1196,7 @@
                 <w:lang w:eastAsia="ru-RU"/>
                 <w14:ligatures w14:val="none"/>
               </w:rPr>
-              <w:t xml:space="preserve">3</w:t>
+              <w:t>3</w:t>
             </w:r>
           </w:p>
         </w:tc>
@@ -1039,7 +1224,7 @@
                 <w:lang w:eastAsia="ru-RU"/>
                 <w14:ligatures w14:val="none"/>
               </w:rPr>
-              <w:t xml:space="preserve">4</w:t>
+              <w:t>4</w:t>
             </w:r>
           </w:p>
         </w:tc>
@@ -1069,7 +1254,7 @@
                 <w:lang w:eastAsia="ru-RU"/>
                 <w14:ligatures w14:val="none"/>
               </w:rPr>
-              <w:t xml:space="preserve">1</w:t>
+              <w:t>1</w:t>
             </w:r>
           </w:p>
         </w:tc>
@@ -1097,7 +1282,7 @@
                 <w:lang w:eastAsia="ru-RU"/>
                 <w14:ligatures w14:val="none"/>
               </w:rPr>
-              <w:t xml:space="preserve">User</w:t>
+              <w:t>User</w:t>
             </w:r>
           </w:p>
         </w:tc>
@@ -1125,7 +1310,7 @@
                 <w:lang w:eastAsia="ru-RU"/>
                 <w14:ligatures w14:val="none"/>
               </w:rPr>
-              <w:t xml:space="preserve">Документ Firestore (коллекция users)</w:t>
+              <w:t>Документ Firestore (коллекция users)</w:t>
             </w:r>
           </w:p>
         </w:tc>
@@ -1153,7 +1338,7 @@
                 <w:lang w:eastAsia="ru-RU"/>
                 <w14:ligatures w14:val="none"/>
               </w:rPr>
-              <w:t xml:space="preserve">Профиль пользователя: логин, имя, email, телефон, роль, аватар (base64), адреса, маски карт, избранное, настройки уведомлений, признак отключения.</w:t>
+              <w:t>Профиль пользователя: логин, имя, email, телефон, роль, аватар (base64), адреса, маски карт, избранное, настройки уведомлений, признак отключения.</w:t>
             </w:r>
           </w:p>
         </w:tc>
@@ -1183,7 +1368,7 @@
                 <w:lang w:eastAsia="ru-RU"/>
                 <w14:ligatures w14:val="none"/>
               </w:rPr>
-              <w:t xml:space="preserve">2</w:t>
+              <w:t>2</w:t>
             </w:r>
           </w:p>
         </w:tc>
@@ -1211,7 +1396,7 @@
                 <w:lang w:eastAsia="ru-RU"/>
                 <w14:ligatures w14:val="none"/>
               </w:rPr>
-              <w:t xml:space="preserve">LoginIndex</w:t>
+              <w:t>LoginIndex</w:t>
             </w:r>
           </w:p>
         </w:tc>
@@ -1239,7 +1424,7 @@
                 <w:lang w:eastAsia="ru-RU"/>
                 <w14:ligatures w14:val="none"/>
               </w:rPr>
-              <w:t xml:space="preserve">Документ Firestore (коллекция loginIndex)</w:t>
+              <w:t>Документ Firestore (коллекция loginIndex)</w:t>
             </w:r>
           </w:p>
         </w:tc>
@@ -1267,7 +1452,7 @@
                 <w:lang w:eastAsia="ru-RU"/>
                 <w14:ligatures w14:val="none"/>
               </w:rPr>
-              <w:t xml:space="preserve">Публичный индекс «логин → uid и email», по которому выполняется вход по логину и обеспечивается уникальность логина.</w:t>
+              <w:t>Публичный индекс «логин → uid и email», по которому выполняется вход по логину и обеспечивается уникальность логина.</w:t>
             </w:r>
           </w:p>
         </w:tc>
@@ -1297,7 +1482,7 @@
                 <w:lang w:eastAsia="ru-RU"/>
                 <w14:ligatures w14:val="none"/>
               </w:rPr>
-              <w:t xml:space="preserve">3</w:t>
+              <w:t>3</w:t>
             </w:r>
           </w:p>
         </w:tc>
@@ -1325,7 +1510,7 @@
                 <w:lang w:eastAsia="ru-RU"/>
                 <w14:ligatures w14:val="none"/>
               </w:rPr>
-              <w:t xml:space="preserve">Role</w:t>
+              <w:t>Role</w:t>
             </w:r>
           </w:p>
         </w:tc>
@@ -1353,7 +1538,7 @@
                 <w:lang w:eastAsia="ru-RU"/>
                 <w14:ligatures w14:val="none"/>
               </w:rPr>
-              <w:t xml:space="preserve">Документ Firestore (коллекция roles)</w:t>
+              <w:t>Документ Firestore (коллекция roles)</w:t>
             </w:r>
           </w:p>
         </w:tc>
@@ -1381,7 +1566,7 @@
                 <w:lang w:eastAsia="ru-RU"/>
                 <w14:ligatures w14:val="none"/>
               </w:rPr>
-              <w:t xml:space="preserve">Справочник ролей пользователей (администратор, менеджер, курьер, покупатель).</w:t>
+              <w:t>Справочник ролей пользователей (администратор, менеджер, курьер, покупатель).</w:t>
             </w:r>
           </w:p>
         </w:tc>
@@ -1411,7 +1596,7 @@
                 <w:lang w:eastAsia="ru-RU"/>
                 <w14:ligatures w14:val="none"/>
               </w:rPr>
-              <w:t xml:space="preserve">4</w:t>
+              <w:t>4</w:t>
             </w:r>
           </w:p>
         </w:tc>
@@ -1439,7 +1624,7 @@
                 <w:lang w:eastAsia="ru-RU"/>
                 <w14:ligatures w14:val="none"/>
               </w:rPr>
-              <w:t xml:space="preserve">Category</w:t>
+              <w:t>Category</w:t>
             </w:r>
           </w:p>
         </w:tc>
@@ -1467,7 +1652,7 @@
                 <w:lang w:eastAsia="ru-RU"/>
                 <w14:ligatures w14:val="none"/>
               </w:rPr>
-              <w:t xml:space="preserve">Документ Firestore (коллекция categories)</w:t>
+              <w:t>Документ Firestore (коллекция categories)</w:t>
             </w:r>
           </w:p>
         </w:tc>
@@ -1495,7 +1680,7 @@
                 <w:lang w:eastAsia="ru-RU"/>
                 <w14:ligatures w14:val="none"/>
               </w:rPr>
-              <w:t xml:space="preserve">Категория товаров с названием на двух языках, описанием и изображением.</w:t>
+              <w:t>Категория товаров с названием на двух языках, описанием и изображением.</w:t>
             </w:r>
           </w:p>
         </w:tc>
@@ -1525,7 +1710,7 @@
                 <w:lang w:eastAsia="ru-RU"/>
                 <w14:ligatures w14:val="none"/>
               </w:rPr>
-              <w:t xml:space="preserve">5</w:t>
+              <w:t>5</w:t>
             </w:r>
           </w:p>
         </w:tc>
@@ -1553,7 +1738,7 @@
                 <w:lang w:eastAsia="ru-RU"/>
                 <w14:ligatures w14:val="none"/>
               </w:rPr>
-              <w:t xml:space="preserve">Manufacturer</w:t>
+              <w:t>Manufacturer</w:t>
             </w:r>
           </w:p>
         </w:tc>
@@ -1581,7 +1766,7 @@
                 <w:lang w:eastAsia="ru-RU"/>
                 <w14:ligatures w14:val="none"/>
               </w:rPr>
-              <w:t xml:space="preserve">Документ Firestore (коллекция manufacturers)</w:t>
+              <w:t>Документ Firestore (коллекция manufacturers)</w:t>
             </w:r>
           </w:p>
         </w:tc>
@@ -1609,7 +1794,7 @@
                 <w:lang w:eastAsia="ru-RU"/>
                 <w14:ligatures w14:val="none"/>
               </w:rPr>
-              <w:t xml:space="preserve">Производитель (бренд) товара: название, страна, контактный телефон.</w:t>
+              <w:t>Производитель (бренд) товара: название, страна, контактный телефон.</w:t>
             </w:r>
           </w:p>
         </w:tc>
@@ -1639,7 +1824,7 @@
                 <w:lang w:eastAsia="ru-RU"/>
                 <w14:ligatures w14:val="none"/>
               </w:rPr>
-              <w:t xml:space="preserve">6</w:t>
+              <w:t>6</w:t>
             </w:r>
           </w:p>
         </w:tc>
@@ -1667,7 +1852,7 @@
                 <w:lang w:eastAsia="ru-RU"/>
                 <w14:ligatures w14:val="none"/>
               </w:rPr>
-              <w:t xml:space="preserve">Supplier</w:t>
+              <w:t>Supplier</w:t>
             </w:r>
           </w:p>
         </w:tc>
@@ -1695,7 +1880,7 @@
                 <w:lang w:eastAsia="ru-RU"/>
                 <w14:ligatures w14:val="none"/>
               </w:rPr>
-              <w:t xml:space="preserve">Документ Firestore (коллекция suppliers)</w:t>
+              <w:t>Документ Firestore (коллекция suppliers)</w:t>
             </w:r>
           </w:p>
         </w:tc>
@@ -1723,7 +1908,7 @@
                 <w:lang w:eastAsia="ru-RU"/>
                 <w14:ligatures w14:val="none"/>
               </w:rPr>
-              <w:t xml:space="preserve">Поставщик товаров: название, ИНН, адрес, телефон, email.</w:t>
+              <w:t>Поставщик товаров: название, ИНН, адрес, телефон, email.</w:t>
             </w:r>
           </w:p>
         </w:tc>
@@ -1753,7 +1938,7 @@
                 <w:lang w:eastAsia="ru-RU"/>
                 <w14:ligatures w14:val="none"/>
               </w:rPr>
-              <w:t xml:space="preserve">7</w:t>
+              <w:t>7</w:t>
             </w:r>
           </w:p>
         </w:tc>
@@ -1781,7 +1966,7 @@
                 <w:lang w:eastAsia="ru-RU"/>
                 <w14:ligatures w14:val="none"/>
               </w:rPr>
-              <w:t xml:space="preserve">Product</w:t>
+              <w:t>Product</w:t>
             </w:r>
           </w:p>
         </w:tc>
@@ -1809,7 +1994,7 @@
                 <w:lang w:eastAsia="ru-RU"/>
                 <w14:ligatures w14:val="none"/>
               </w:rPr>
-              <w:t xml:space="preserve">Документ Firestore (коллекция products)</w:t>
+              <w:t>Документ Firestore (коллекция products)</w:t>
             </w:r>
           </w:p>
         </w:tc>
@@ -1837,7 +2022,7 @@
                 <w:lang w:eastAsia="ru-RU"/>
                 <w14:ligatures w14:val="none"/>
               </w:rPr>
-              <w:t xml:space="preserve">Товар каталога: название, цена, фасовка, остаток, категория, производитель, пищевая ценность, срок годности, признак скрытия.</w:t>
+              <w:t>Товар каталога: название, цена, фасовка, остаток, категория, производитель, пищевая ценность, срок годности, признак скрытия.</w:t>
             </w:r>
           </w:p>
         </w:tc>
@@ -1867,7 +2052,7 @@
                 <w:lang w:eastAsia="ru-RU"/>
                 <w14:ligatures w14:val="none"/>
               </w:rPr>
-              <w:t xml:space="preserve">8</w:t>
+              <w:t>8</w:t>
             </w:r>
           </w:p>
         </w:tc>
@@ -1895,7 +2080,7 @@
                 <w:lang w:eastAsia="ru-RU"/>
                 <w14:ligatures w14:val="none"/>
               </w:rPr>
-              <w:t xml:space="preserve">PromoCode</w:t>
+              <w:t>PromoCode</w:t>
             </w:r>
           </w:p>
         </w:tc>
@@ -1923,7 +2108,7 @@
                 <w:lang w:eastAsia="ru-RU"/>
                 <w14:ligatures w14:val="none"/>
               </w:rPr>
-              <w:t xml:space="preserve">Документ Firestore (коллекция promoCodes)</w:t>
+              <w:t>Документ Firestore (коллекция promoCodes)</w:t>
             </w:r>
           </w:p>
         </w:tc>
@@ -1951,7 +2136,7 @@
                 <w:lang w:eastAsia="ru-RU"/>
                 <w14:ligatures w14:val="none"/>
               </w:rPr>
-              <w:t xml:space="preserve">Промокод на скидку 1–99 % со сроком действия, признаком активности и счетчиком использований.</w:t>
+              <w:t>Промокод на скидку 1–99 % со сроком действия, признаком активности и счетчиком использований.</w:t>
             </w:r>
           </w:p>
         </w:tc>
@@ -1981,7 +2166,7 @@
                 <w:lang w:eastAsia="ru-RU"/>
                 <w14:ligatures w14:val="none"/>
               </w:rPr>
-              <w:t xml:space="preserve">9</w:t>
+              <w:t>9</w:t>
             </w:r>
           </w:p>
         </w:tc>
@@ -2009,7 +2194,7 @@
                 <w:lang w:eastAsia="ru-RU"/>
                 <w14:ligatures w14:val="none"/>
               </w:rPr>
-              <w:t xml:space="preserve">OrderStatus</w:t>
+              <w:t>OrderStatus</w:t>
             </w:r>
           </w:p>
         </w:tc>
@@ -2037,7 +2222,7 @@
                 <w:lang w:eastAsia="ru-RU"/>
                 <w14:ligatures w14:val="none"/>
               </w:rPr>
-              <w:t xml:space="preserve">Документ Firestore (коллекция orderStatuses)</w:t>
+              <w:t>Документ Firestore (коллекция orderStatuses)</w:t>
             </w:r>
           </w:p>
         </w:tc>
@@ -2065,7 +2250,7 @@
                 <w:lang w:eastAsia="ru-RU"/>
                 <w14:ligatures w14:val="none"/>
               </w:rPr>
-              <w:t xml:space="preserve">Справочник статусов заказа (новый, в сборке, передан курьеру, в пути, доставлен, отменен).</w:t>
+              <w:t>Справочник статусов заказа (новый, в сборке, передан курьеру, в пути, доставлен, отменен).</w:t>
             </w:r>
           </w:p>
         </w:tc>
@@ -2095,7 +2280,7 @@
                 <w:lang w:eastAsia="ru-RU"/>
                 <w14:ligatures w14:val="none"/>
               </w:rPr>
-              <w:t xml:space="preserve">10</w:t>
+              <w:t>10</w:t>
             </w:r>
           </w:p>
         </w:tc>
@@ -2123,7 +2308,7 @@
                 <w:lang w:eastAsia="ru-RU"/>
                 <w14:ligatures w14:val="none"/>
               </w:rPr>
-              <w:t xml:space="preserve">Order</w:t>
+              <w:t>Order</w:t>
             </w:r>
           </w:p>
         </w:tc>
@@ -2151,7 +2336,7 @@
                 <w:lang w:eastAsia="ru-RU"/>
                 <w14:ligatures w14:val="none"/>
               </w:rPr>
-              <w:t xml:space="preserve">Документ Firestore (коллекция orders)</w:t>
+              <w:t>Документ Firestore (коллекция orders)</w:t>
             </w:r>
           </w:p>
         </w:tc>
@@ -2179,7 +2364,7 @@
                 <w:lang w:eastAsia="ru-RU"/>
                 <w14:ligatures w14:val="none"/>
               </w:rPr>
-              <w:t xml:space="preserve">Заказ: покупатель, адрес, способ оплаты, время доставки, промокод, суммы, статус, курьер, позиции.</w:t>
+              <w:t>Заказ: покупатель, адрес, способ оплаты, время доставки, промокод, суммы, статус, курьер, позиции.</w:t>
             </w:r>
           </w:p>
         </w:tc>
@@ -2209,7 +2394,7 @@
                 <w:lang w:eastAsia="ru-RU"/>
                 <w14:ligatures w14:val="none"/>
               </w:rPr>
-              <w:t xml:space="preserve">11</w:t>
+              <w:t>11</w:t>
             </w:r>
           </w:p>
         </w:tc>
@@ -2237,7 +2422,7 @@
                 <w:lang w:eastAsia="ru-RU"/>
                 <w14:ligatures w14:val="none"/>
               </w:rPr>
-              <w:t xml:space="preserve">OrderItem</w:t>
+              <w:t>OrderItem</w:t>
             </w:r>
           </w:p>
         </w:tc>
@@ -2265,7 +2450,7 @@
                 <w:lang w:eastAsia="ru-RU"/>
                 <w14:ligatures w14:val="none"/>
               </w:rPr>
-              <w:t xml:space="preserve">Вложенный массив документа Order</w:t>
+              <w:t>Вложенный массив документа Order</w:t>
             </w:r>
           </w:p>
         </w:tc>
@@ -2293,7 +2478,7 @@
                 <w:lang w:eastAsia="ru-RU"/>
                 <w14:ligatures w14:val="none"/>
               </w:rPr>
-              <w:t xml:space="preserve">Позиция заказа: товар, цена на момент покупки, количество.</w:t>
+              <w:t>Позиция заказа: товар, цена на момент покупки, количество.</w:t>
             </w:r>
           </w:p>
         </w:tc>
@@ -2323,7 +2508,8 @@
                 <w:lang w:eastAsia="ru-RU"/>
                 <w14:ligatures w14:val="none"/>
               </w:rPr>
-              <w:t xml:space="preserve">12</w:t>
+              <w:lastRenderedPageBreak/>
+              <w:t>12</w:t>
             </w:r>
           </w:p>
         </w:tc>
@@ -2351,7 +2537,7 @@
                 <w:lang w:eastAsia="ru-RU"/>
                 <w14:ligatures w14:val="none"/>
               </w:rPr>
-              <w:t xml:space="preserve">Notification</w:t>
+              <w:t>Notification</w:t>
             </w:r>
           </w:p>
         </w:tc>
@@ -2379,7 +2565,7 @@
                 <w:lang w:eastAsia="ru-RU"/>
                 <w14:ligatures w14:val="none"/>
               </w:rPr>
-              <w:t xml:space="preserve">Документ Firestore (коллекция notifications)</w:t>
+              <w:t>Документ Firestore (коллекция notifications)</w:t>
             </w:r>
           </w:p>
         </w:tc>
@@ -2407,7 +2593,7 @@
                 <w:lang w:eastAsia="ru-RU"/>
                 <w14:ligatures w14:val="none"/>
               </w:rPr>
-              <w:t xml:space="preserve">Уведомление покупателю или курьеру об изменении заказа (текст на русском и английском).</w:t>
+              <w:t>Уведомление покупателю или курьеру об изменении заказа (текст на русском и английском).</w:t>
             </w:r>
           </w:p>
         </w:tc>
@@ -2437,7 +2623,7 @@
                 <w:lang w:eastAsia="ru-RU"/>
                 <w14:ligatures w14:val="none"/>
               </w:rPr>
-              <w:t xml:space="preserve">13</w:t>
+              <w:t>13</w:t>
             </w:r>
           </w:p>
         </w:tc>
@@ -2465,7 +2651,7 @@
                 <w:lang w:eastAsia="ru-RU"/>
                 <w14:ligatures w14:val="none"/>
               </w:rPr>
-              <w:t xml:space="preserve">Security Rules</w:t>
+              <w:t>Security Rules</w:t>
             </w:r>
           </w:p>
         </w:tc>
@@ -2493,7 +2679,7 @@
                 <w:lang w:eastAsia="ru-RU"/>
                 <w14:ligatures w14:val="none"/>
               </w:rPr>
-              <w:t xml:space="preserve">firestore.rules</w:t>
+              <w:t>firestore.rules</w:t>
             </w:r>
           </w:p>
         </w:tc>
@@ -2521,7 +2707,7 @@
                 <w:lang w:eastAsia="ru-RU"/>
                 <w14:ligatures w14:val="none"/>
               </w:rPr>
-              <w:t xml:space="preserve">Правила безопасности: проверка ролей, валидация данных и ограничение допустимых изменений документов для каждой коллекции.</w:t>
+              <w:t>Правила безопасности: проверка ролей, валидация данных и ограничение допустимых изменений документов для каждой коллекции.</w:t>
             </w:r>
           </w:p>
         </w:tc>
@@ -2551,7 +2737,7 @@
                 <w:lang w:eastAsia="ru-RU"/>
                 <w14:ligatures w14:val="none"/>
               </w:rPr>
-              <w:t xml:space="preserve">14</w:t>
+              <w:t>14</w:t>
             </w:r>
           </w:p>
         </w:tc>
@@ -2579,7 +2765,7 @@
                 <w:lang w:eastAsia="ru-RU"/>
                 <w14:ligatures w14:val="none"/>
               </w:rPr>
-              <w:t xml:space="preserve">Firebase Authentication</w:t>
+              <w:t>Firebase Authentication</w:t>
             </w:r>
           </w:p>
         </w:tc>
@@ -2607,7 +2793,7 @@
                 <w:lang w:eastAsia="ru-RU"/>
                 <w14:ligatures w14:val="none"/>
               </w:rPr>
-              <w:t xml:space="preserve">Сервис Google Firebase</w:t>
+              <w:t>Сервис Google Firebase</w:t>
             </w:r>
           </w:p>
         </w:tc>
@@ -2635,7 +2821,7 @@
                 <w:lang w:eastAsia="ru-RU"/>
                 <w14:ligatures w14:val="none"/>
               </w:rPr>
-              <w:t xml:space="preserve">Регистрация и вход по email и паролю или через Google, восстановление пароля, смена пароля.</w:t>
+              <w:t>Регистрация и вход по email и паролю или через Google, восстановление пароля, смена пароля.</w:t>
             </w:r>
           </w:p>
         </w:tc>
@@ -2651,7 +2837,7 @@
         <w:pStyle w:val="a3"/>
       </w:pPr>
       <w:r>
-        <w:t xml:space="preserve">В таблице 2 представлено описание основных классов мобильного приложения.</w:t>
+        <w:t>В таблице 2 представлено описание основных классов мобильного приложения.</w:t>
       </w:r>
     </w:p>
     <w:p>
@@ -2689,7 +2875,7 @@
         <w:rPr>
           <w:rFonts w:ascii="Times New Roman" w:hAnsi="Times New Roman" w:cs="Times New Roman"/>
         </w:rPr>
-        <w:t xml:space="preserve">2</w:t>
+        <w:t>2</w:t>
       </w:r>
       <w:r>
         <w:rPr>
@@ -2711,10 +2897,10 @@
         <w:tblLook w:val="04A0" w:firstRow="1" w:lastRow="0" w:firstColumn="1" w:lastColumn="0" w:noHBand="0" w:noVBand="1"/>
       </w:tblPr>
       <w:tblGrid>
-        <w:gridCol w:w="700"/>
-        <w:gridCol w:w="2300"/>
-        <w:gridCol w:w="2100"/>
-        <w:gridCol w:w="3687"/>
+        <w:gridCol w:w="605"/>
+        <w:gridCol w:w="3029"/>
+        <w:gridCol w:w="2195"/>
+        <w:gridCol w:w="2958"/>
       </w:tblGrid>
       <w:tr>
         <w:trPr>
@@ -2744,7 +2930,7 @@
                 <w:lang w:eastAsia="ru-RU"/>
                 <w14:ligatures w14:val="none"/>
               </w:rPr>
-              <w:t xml:space="preserve">№ п/п</w:t>
+              <w:t>№ п/п</w:t>
             </w:r>
           </w:p>
         </w:tc>
@@ -2772,7 +2958,7 @@
                 <w:lang w:eastAsia="ru-RU"/>
                 <w14:ligatures w14:val="none"/>
               </w:rPr>
-              <w:t xml:space="preserve">Наименование класса</w:t>
+              <w:t>Наименование класса</w:t>
             </w:r>
           </w:p>
         </w:tc>
@@ -2800,7 +2986,7 @@
                 <w:lang w:eastAsia="ru-RU"/>
                 <w14:ligatures w14:val="none"/>
               </w:rPr>
-              <w:t xml:space="preserve">Тип класса (наследственность)</w:t>
+              <w:t>Тип класса (наследственность)</w:t>
             </w:r>
           </w:p>
         </w:tc>
@@ -2828,7 +3014,7 @@
                 <w:lang w:eastAsia="ru-RU"/>
                 <w14:ligatures w14:val="none"/>
               </w:rPr>
-              <w:t xml:space="preserve">Описание</w:t>
+              <w:t>Описание</w:t>
             </w:r>
           </w:p>
         </w:tc>
@@ -2861,7 +3047,7 @@
                 <w:lang w:eastAsia="ru-RU"/>
                 <w14:ligatures w14:val="none"/>
               </w:rPr>
-              <w:t xml:space="preserve">1</w:t>
+              <w:t>1</w:t>
             </w:r>
           </w:p>
         </w:tc>
@@ -2889,7 +3075,7 @@
                 <w:lang w:eastAsia="ru-RU"/>
                 <w14:ligatures w14:val="none"/>
               </w:rPr>
-              <w:t xml:space="preserve">2</w:t>
+              <w:t>2</w:t>
             </w:r>
           </w:p>
         </w:tc>
@@ -2917,7 +3103,7 @@
                 <w:lang w:eastAsia="ru-RU"/>
                 <w14:ligatures w14:val="none"/>
               </w:rPr>
-              <w:t xml:space="preserve">3</w:t>
+              <w:t>3</w:t>
             </w:r>
           </w:p>
         </w:tc>
@@ -2945,7 +3131,7 @@
                 <w:lang w:eastAsia="ru-RU"/>
                 <w14:ligatures w14:val="none"/>
               </w:rPr>
-              <w:t xml:space="preserve">4</w:t>
+              <w:t>4</w:t>
             </w:r>
           </w:p>
         </w:tc>
@@ -2975,7 +3161,7 @@
                 <w:lang w:eastAsia="ru-RU"/>
                 <w14:ligatures w14:val="none"/>
               </w:rPr>
-              <w:t xml:space="preserve">1</w:t>
+              <w:t>1</w:t>
             </w:r>
           </w:p>
         </w:tc>
@@ -3003,7 +3189,7 @@
                 <w:lang w:eastAsia="ru-RU"/>
                 <w14:ligatures w14:val="none"/>
               </w:rPr>
-              <w:t xml:space="preserve">MyApp</w:t>
+              <w:t>MyApp</w:t>
             </w:r>
           </w:p>
         </w:tc>
@@ -3031,7 +3217,7 @@
                 <w:lang w:eastAsia="ru-RU"/>
                 <w14:ligatures w14:val="none"/>
               </w:rPr>
-              <w:t xml:space="preserve">StatefulWidget</w:t>
+              <w:t>StatefulWidget</w:t>
             </w:r>
           </w:p>
         </w:tc>
@@ -3059,7 +3245,7 @@
                 <w:lang w:eastAsia="ru-RU"/>
                 <w14:ligatures w14:val="none"/>
               </w:rPr>
-              <w:t xml:space="preserve">Корневой класс приложения: следит за состоянием авторизации и выбирает стартовый экран (заставка, онбординг, вход, оболочка сессии).</w:t>
+              <w:t>Корневой класс приложения: следит за состоянием авторизации и выбирает стартовый экран (заставка, онбординг, вход, оболочка сессии).</w:t>
             </w:r>
           </w:p>
         </w:tc>
@@ -3089,7 +3275,7 @@
                 <w:lang w:eastAsia="ru-RU"/>
                 <w14:ligatures w14:val="none"/>
               </w:rPr>
-              <w:t xml:space="preserve">2</w:t>
+              <w:t>2</w:t>
             </w:r>
           </w:p>
         </w:tc>
@@ -3117,7 +3303,7 @@
                 <w:lang w:eastAsia="ru-RU"/>
                 <w14:ligatures w14:val="none"/>
               </w:rPr>
-              <w:t xml:space="preserve">SessionApp</w:t>
+              <w:t>SessionApp</w:t>
             </w:r>
           </w:p>
         </w:tc>
@@ -3145,7 +3331,7 @@
                 <w:lang w:eastAsia="ru-RU"/>
                 <w14:ligatures w14:val="none"/>
               </w:rPr>
-              <w:t xml:space="preserve">StatelessWidget</w:t>
+              <w:t>StatelessWidget</w:t>
             </w:r>
           </w:p>
         </w:tc>
@@ -3173,7 +3359,7 @@
                 <w:lang w:eastAsia="ru-RU"/>
                 <w14:ligatures w14:val="none"/>
               </w:rPr>
-              <w:t xml:space="preserve">Оболочка сессии: пересоздает MaterialApp при смене пользователя, задает тему, язык и делегаты локализации.</w:t>
+              <w:t>Оболочка сессии: пересоздает MaterialApp при смене пользователя, задает тему, язык и делегаты локализации.</w:t>
             </w:r>
           </w:p>
         </w:tc>
@@ -3203,7 +3389,7 @@
                 <w:lang w:eastAsia="ru-RU"/>
                 <w14:ligatures w14:val="none"/>
               </w:rPr>
-              <w:t xml:space="preserve">3</w:t>
+              <w:t>3</w:t>
             </w:r>
           </w:p>
         </w:tc>
@@ -3231,7 +3417,7 @@
                 <w:lang w:eastAsia="ru-RU"/>
                 <w14:ligatures w14:val="none"/>
               </w:rPr>
-              <w:t xml:space="preserve">AppPalette</w:t>
+              <w:t>AppPalette</w:t>
             </w:r>
           </w:p>
         </w:tc>
@@ -3259,7 +3445,7 @@
                 <w:lang w:eastAsia="ru-RU"/>
                 <w14:ligatures w14:val="none"/>
               </w:rPr>
-              <w:t xml:space="preserve">Object</w:t>
+              <w:t>Object</w:t>
             </w:r>
           </w:p>
         </w:tc>
@@ -3287,7 +3473,7 @@
                 <w:lang w:eastAsia="ru-RU"/>
                 <w14:ligatures w14:val="none"/>
               </w:rPr>
-              <w:t xml:space="preserve">Класс-константа с цветовой палитрой приложения (контраст по WCAG AA).</w:t>
+              <w:t>Класс-константа с цветовой палитрой приложения (контраст по WCAG AA).</w:t>
             </w:r>
           </w:p>
         </w:tc>
@@ -3317,7 +3503,7 @@
                 <w:lang w:eastAsia="ru-RU"/>
                 <w14:ligatures w14:val="none"/>
               </w:rPr>
-              <w:t xml:space="preserve">4</w:t>
+              <w:t>4</w:t>
             </w:r>
           </w:p>
         </w:tc>
@@ -3345,7 +3531,7 @@
                 <w:lang w:eastAsia="ru-RU"/>
                 <w14:ligatures w14:val="none"/>
               </w:rPr>
-              <w:t xml:space="preserve">AppLocale</w:t>
+              <w:t>AppLocale</w:t>
             </w:r>
           </w:p>
         </w:tc>
@@ -3373,7 +3559,7 @@
                 <w:lang w:eastAsia="ru-RU"/>
                 <w14:ligatures w14:val="none"/>
               </w:rPr>
-              <w:t xml:space="preserve">Object</w:t>
+              <w:t>Object</w:t>
             </w:r>
           </w:p>
         </w:tc>
@@ -3401,7 +3587,7 @@
                 <w:lang w:eastAsia="ru-RU"/>
                 <w14:ligatures w14:val="none"/>
               </w:rPr>
-              <w:t xml:space="preserve">Хранит текущий язык для кода без BuildContext (сервисы, валидаторы) и выдает строки локализации.</w:t>
+              <w:t>Хранит текущий язык для кода без BuildContext (сервисы, валидаторы) и выдает строки локализации.</w:t>
             </w:r>
           </w:p>
         </w:tc>
@@ -3431,7 +3617,7 @@
                 <w:lang w:eastAsia="ru-RU"/>
                 <w14:ligatures w14:val="none"/>
               </w:rPr>
-              <w:t xml:space="preserve">5</w:t>
+              <w:t>5</w:t>
             </w:r>
           </w:p>
         </w:tc>
@@ -3459,7 +3645,7 @@
                 <w:lang w:eastAsia="ru-RU"/>
                 <w14:ligatures w14:val="none"/>
               </w:rPr>
-              <w:t xml:space="preserve">LocaleProvider</w:t>
+              <w:t>LocaleProvider</w:t>
             </w:r>
           </w:p>
         </w:tc>
@@ -3487,7 +3673,7 @@
                 <w:lang w:eastAsia="ru-RU"/>
                 <w14:ligatures w14:val="none"/>
               </w:rPr>
-              <w:t xml:space="preserve">ChangeNotifier</w:t>
+              <w:t>ChangeNotifier</w:t>
             </w:r>
           </w:p>
         </w:tc>
@@ -3515,7 +3701,7 @@
                 <w:lang w:eastAsia="ru-RU"/>
                 <w14:ligatures w14:val="none"/>
               </w:rPr>
-              <w:t xml:space="preserve">Провайдер языка интерфейса (русский/английский) с сохранением выбора на устройстве.</w:t>
+              <w:t>Провайдер языка интерфейса (русский/английский) с сохранением выбора на устройстве.</w:t>
             </w:r>
           </w:p>
         </w:tc>
@@ -3545,7 +3731,8 @@
                 <w:lang w:eastAsia="ru-RU"/>
                 <w14:ligatures w14:val="none"/>
               </w:rPr>
-              <w:t xml:space="preserve">6</w:t>
+              <w:lastRenderedPageBreak/>
+              <w:t>6</w:t>
             </w:r>
           </w:p>
         </w:tc>
@@ -3573,7 +3760,7 @@
                 <w:lang w:eastAsia="ru-RU"/>
                 <w14:ligatures w14:val="none"/>
               </w:rPr>
-              <w:t xml:space="preserve">CartItem</w:t>
+              <w:t>CartItem</w:t>
             </w:r>
           </w:p>
         </w:tc>
@@ -3601,7 +3788,7 @@
                 <w:lang w:eastAsia="ru-RU"/>
                 <w14:ligatures w14:val="none"/>
               </w:rPr>
-              <w:t xml:space="preserve">Object</w:t>
+              <w:t>Object</w:t>
             </w:r>
           </w:p>
         </w:tc>
@@ -3629,7 +3816,7 @@
                 <w:lang w:eastAsia="ru-RU"/>
                 <w14:ligatures w14:val="none"/>
               </w:rPr>
-              <w:t xml:space="preserve">Позиция корзины: товар, цена, количество и доступный остаток.</w:t>
+              <w:t>Позиция корзины: товар, цена, количество и доступный остаток.</w:t>
             </w:r>
           </w:p>
         </w:tc>
@@ -3659,7 +3846,7 @@
                 <w:lang w:eastAsia="ru-RU"/>
                 <w14:ligatures w14:val="none"/>
               </w:rPr>
-              <w:t xml:space="preserve">7</w:t>
+              <w:t>7</w:t>
             </w:r>
           </w:p>
         </w:tc>
@@ -3687,7 +3874,7 @@
                 <w:lang w:eastAsia="ru-RU"/>
                 <w14:ligatures w14:val="none"/>
               </w:rPr>
-              <w:t xml:space="preserve">CartProvider</w:t>
+              <w:t>CartProvider</w:t>
             </w:r>
           </w:p>
         </w:tc>
@@ -3715,7 +3902,7 @@
                 <w:lang w:eastAsia="ru-RU"/>
                 <w14:ligatures w14:val="none"/>
               </w:rPr>
-              <w:t xml:space="preserve">ChangeNotifier</w:t>
+              <w:t>ChangeNotifier</w:t>
             </w:r>
           </w:p>
         </w:tc>
@@ -3743,7 +3930,7 @@
                 <w:lang w:eastAsia="ru-RU"/>
                 <w14:ligatures w14:val="none"/>
               </w:rPr>
-              <w:t xml:space="preserve">Корзина: добавление, изменение количества, удаление, промокод, расчет скидки, доставки и итога.</w:t>
+              <w:t>Корзина: добавление, изменение количества, удаление, промокод, расчет скидки, доставки и итога.</w:t>
             </w:r>
           </w:p>
         </w:tc>
@@ -3773,7 +3960,7 @@
                 <w:lang w:eastAsia="ru-RU"/>
                 <w14:ligatures w14:val="none"/>
               </w:rPr>
-              <w:t xml:space="preserve">8</w:t>
+              <w:t>8</w:t>
             </w:r>
           </w:p>
         </w:tc>
@@ -3801,7 +3988,7 @@
                 <w:lang w:eastAsia="ru-RU"/>
                 <w14:ligatures w14:val="none"/>
               </w:rPr>
-              <w:t xml:space="preserve">FavoriteProvider</w:t>
+              <w:t>FavoriteProvider</w:t>
             </w:r>
           </w:p>
         </w:tc>
@@ -3829,7 +4016,7 @@
                 <w:lang w:eastAsia="ru-RU"/>
                 <w14:ligatures w14:val="none"/>
               </w:rPr>
-              <w:t xml:space="preserve">ChangeNotifier</w:t>
+              <w:t>ChangeNotifier</w:t>
             </w:r>
           </w:p>
         </w:tc>
@@ -3857,7 +4044,7 @@
                 <w:lang w:eastAsia="ru-RU"/>
                 <w14:ligatures w14:val="none"/>
               </w:rPr>
-              <w:t xml:space="preserve">Провайдер избранного: подписка на массив favorites профиля и переключение товара.</w:t>
+              <w:t>Провайдер избранного: подписка на массив favorites профиля и переключение товара.</w:t>
             </w:r>
           </w:p>
         </w:tc>
@@ -3887,7 +4074,7 @@
                 <w:lang w:eastAsia="ru-RU"/>
                 <w14:ligatures w14:val="none"/>
               </w:rPr>
-              <w:t xml:space="preserve">9</w:t>
+              <w:t>9</w:t>
             </w:r>
           </w:p>
         </w:tc>
@@ -3915,7 +4102,7 @@
                 <w:lang w:eastAsia="ru-RU"/>
                 <w14:ligatures w14:val="none"/>
               </w:rPr>
-              <w:t xml:space="preserve">AuthService</w:t>
+              <w:t>AuthService</w:t>
             </w:r>
           </w:p>
         </w:tc>
@@ -3943,7 +4130,7 @@
                 <w:lang w:eastAsia="ru-RU"/>
                 <w14:ligatures w14:val="none"/>
               </w:rPr>
-              <w:t xml:space="preserve">Object</w:t>
+              <w:t>Object</w:t>
             </w:r>
           </w:p>
         </w:tc>
@@ -3971,7 +4158,7 @@
                 <w:lang w:eastAsia="ru-RU"/>
                 <w14:ligatures w14:val="none"/>
               </w:rPr>
-              <w:t xml:space="preserve">Сервис авторизации: регистрация покупателя, вход по логину или email, вход через Google, сброс и смена пароля, выход.</w:t>
+              <w:t>Сервис авторизации: регистрация покупателя, вход по логину или email, вход через Google, сброс и смена пароля, выход.</w:t>
             </w:r>
           </w:p>
         </w:tc>
@@ -4001,7 +4188,7 @@
                 <w:lang w:eastAsia="ru-RU"/>
                 <w14:ligatures w14:val="none"/>
               </w:rPr>
-              <w:t xml:space="preserve">10</w:t>
+              <w:t>10</w:t>
             </w:r>
           </w:p>
         </w:tc>
@@ -4029,7 +4216,7 @@
                 <w:lang w:eastAsia="ru-RU"/>
                 <w14:ligatures w14:val="none"/>
               </w:rPr>
-              <w:t xml:space="preserve">DatabaseService</w:t>
+              <w:t>DatabaseService</w:t>
             </w:r>
           </w:p>
         </w:tc>
@@ -4057,7 +4244,7 @@
                 <w:lang w:eastAsia="ru-RU"/>
                 <w14:ligatures w14:val="none"/>
               </w:rPr>
-              <w:t xml:space="preserve">Object</w:t>
+              <w:t>Object</w:t>
             </w:r>
           </w:p>
         </w:tc>
@@ -4085,7 +4272,7 @@
                 <w:lang w:eastAsia="ru-RU"/>
                 <w14:ligatures w14:val="none"/>
               </w:rPr>
-              <w:t xml:space="preserve">Единая точка работы с Cloud Firestore: потоки данных, транзакции заказа, промокоды, справочники, уведомления.</w:t>
+              <w:t>Единая точка работы с Cloud Firestore: потоки данных, транзакции заказа, промокоды, справочники, уведомления.</w:t>
             </w:r>
           </w:p>
         </w:tc>
@@ -4115,7 +4302,7 @@
                 <w:lang w:eastAsia="ru-RU"/>
                 <w14:ligatures w14:val="none"/>
               </w:rPr>
-              <w:t xml:space="preserve">11</w:t>
+              <w:t>11</w:t>
             </w:r>
           </w:p>
         </w:tc>
@@ -4143,7 +4330,7 @@
                 <w:lang w:eastAsia="ru-RU"/>
                 <w14:ligatures w14:val="none"/>
               </w:rPr>
-              <w:t xml:space="preserve">DatabaseOperationException</w:t>
+              <w:t>DatabaseOperationException</w:t>
             </w:r>
           </w:p>
         </w:tc>
@@ -4171,7 +4358,7 @@
                 <w:lang w:eastAsia="ru-RU"/>
                 <w14:ligatures w14:val="none"/>
               </w:rPr>
-              <w:t xml:space="preserve">Exception</w:t>
+              <w:t>Exception</w:t>
             </w:r>
           </w:p>
         </w:tc>
@@ -4199,7 +4386,7 @@
                 <w:lang w:eastAsia="ru-RU"/>
                 <w14:ligatures w14:val="none"/>
               </w:rPr>
-              <w:t xml:space="preserve">Исключение с локализованным сообщением об ошибке операции с базой данных.</w:t>
+              <w:t>Исключение с локализованным сообщением об ошибке операции с базой данных.</w:t>
             </w:r>
           </w:p>
         </w:tc>
@@ -4229,7 +4416,7 @@
                 <w:lang w:eastAsia="ru-RU"/>
                 <w14:ligatures w14:val="none"/>
               </w:rPr>
-              <w:t xml:space="preserve">12</w:t>
+              <w:t>12</w:t>
             </w:r>
           </w:p>
         </w:tc>
@@ -4257,7 +4444,7 @@
                 <w:lang w:eastAsia="ru-RU"/>
                 <w14:ligatures w14:val="none"/>
               </w:rPr>
-              <w:t xml:space="preserve">Product</w:t>
+              <w:t>Product</w:t>
             </w:r>
           </w:p>
         </w:tc>
@@ -4285,7 +4472,7 @@
                 <w:lang w:eastAsia="ru-RU"/>
                 <w14:ligatures w14:val="none"/>
               </w:rPr>
-              <w:t xml:space="preserve">Object</w:t>
+              <w:t>Object</w:t>
             </w:r>
           </w:p>
         </w:tc>
@@ -4313,7 +4500,7 @@
                 <w:lang w:eastAsia="ru-RU"/>
                 <w14:ligatures w14:val="none"/>
               </w:rPr>
-              <w:t xml:space="preserve">Модель товара с разбором документа Firestore и выбором текста на языке интерфейса.</w:t>
+              <w:t>Модель товара с разбором документа Firestore и выбором текста на языке интерфейса.</w:t>
             </w:r>
           </w:p>
         </w:tc>
@@ -4343,7 +4530,7 @@
                 <w:lang w:eastAsia="ru-RU"/>
                 <w14:ligatures w14:val="none"/>
               </w:rPr>
-              <w:t xml:space="preserve">13</w:t>
+              <w:t>13</w:t>
             </w:r>
           </w:p>
         </w:tc>
@@ -4371,7 +4558,7 @@
                 <w:lang w:eastAsia="ru-RU"/>
                 <w14:ligatures w14:val="none"/>
               </w:rPr>
-              <w:t xml:space="preserve">UserModel</w:t>
+              <w:t>UserModel</w:t>
             </w:r>
           </w:p>
         </w:tc>
@@ -4399,7 +4586,7 @@
                 <w:lang w:eastAsia="ru-RU"/>
                 <w14:ligatures w14:val="none"/>
               </w:rPr>
-              <w:t xml:space="preserve">Object</w:t>
+              <w:t>Object</w:t>
             </w:r>
           </w:p>
         </w:tc>
@@ -4427,7 +4614,7 @@
                 <w:lang w:eastAsia="ru-RU"/>
                 <w14:ligatures w14:val="none"/>
               </w:rPr>
-              <w:t xml:space="preserve">Модель профиля пользователя.</w:t>
+              <w:t>Модель профиля пользователя.</w:t>
             </w:r>
           </w:p>
         </w:tc>
@@ -4457,7 +4644,7 @@
                 <w:lang w:eastAsia="ru-RU"/>
                 <w14:ligatures w14:val="none"/>
               </w:rPr>
-              <w:t xml:space="preserve">14</w:t>
+              <w:t>14</w:t>
             </w:r>
           </w:p>
         </w:tc>
@@ -4485,7 +4672,7 @@
                 <w:lang w:eastAsia="ru-RU"/>
                 <w14:ligatures w14:val="none"/>
               </w:rPr>
-              <w:t xml:space="preserve">OrderModel</w:t>
+              <w:t>OrderModel</w:t>
             </w:r>
           </w:p>
         </w:tc>
@@ -4513,7 +4700,7 @@
                 <w:lang w:eastAsia="ru-RU"/>
                 <w14:ligatures w14:val="none"/>
               </w:rPr>
-              <w:t xml:space="preserve">Object</w:t>
+              <w:t>Object</w:t>
             </w:r>
           </w:p>
         </w:tc>
@@ -4541,7 +4728,7 @@
                 <w:lang w:eastAsia="ru-RU"/>
                 <w14:ligatures w14:val="none"/>
               </w:rPr>
-              <w:t xml:space="preserve">Модель заказа.</w:t>
+              <w:t>Модель заказа.</w:t>
             </w:r>
           </w:p>
         </w:tc>
@@ -4571,7 +4758,7 @@
                 <w:lang w:eastAsia="ru-RU"/>
                 <w14:ligatures w14:val="none"/>
               </w:rPr>
-              <w:t xml:space="preserve">15</w:t>
+              <w:t>15</w:t>
             </w:r>
           </w:p>
         </w:tc>
@@ -4599,7 +4786,7 @@
                 <w:lang w:eastAsia="ru-RU"/>
                 <w14:ligatures w14:val="none"/>
               </w:rPr>
-              <w:t xml:space="preserve">CategoryModel</w:t>
+              <w:t>CategoryModel</w:t>
             </w:r>
           </w:p>
         </w:tc>
@@ -4627,7 +4814,7 @@
                 <w:lang w:eastAsia="ru-RU"/>
                 <w14:ligatures w14:val="none"/>
               </w:rPr>
-              <w:t xml:space="preserve">Object</w:t>
+              <w:t>Object</w:t>
             </w:r>
           </w:p>
         </w:tc>
@@ -4655,7 +4842,7 @@
                 <w:lang w:eastAsia="ru-RU"/>
                 <w14:ligatures w14:val="none"/>
               </w:rPr>
-              <w:t xml:space="preserve">Модель категории товаров.</w:t>
+              <w:t>Модель категории товаров.</w:t>
             </w:r>
           </w:p>
         </w:tc>
@@ -4685,7 +4872,7 @@
                 <w:lang w:eastAsia="ru-RU"/>
                 <w14:ligatures w14:val="none"/>
               </w:rPr>
-              <w:t xml:space="preserve">16</w:t>
+              <w:t>16</w:t>
             </w:r>
           </w:p>
         </w:tc>
@@ -4713,7 +4900,7 @@
                 <w:lang w:eastAsia="ru-RU"/>
                 <w14:ligatures w14:val="none"/>
               </w:rPr>
-              <w:t xml:space="preserve">CatalogCategory</w:t>
+              <w:t>CatalogCategory</w:t>
             </w:r>
           </w:p>
         </w:tc>
@@ -4741,7 +4928,7 @@
                 <w:lang w:eastAsia="ru-RU"/>
                 <w14:ligatures w14:val="none"/>
               </w:rPr>
-              <w:t xml:space="preserve">Object</w:t>
+              <w:t>Object</w:t>
             </w:r>
           </w:p>
         </w:tc>
@@ -4769,7 +4956,7 @@
                 <w:lang w:eastAsia="ru-RU"/>
                 <w14:ligatures w14:val="none"/>
               </w:rPr>
-              <w:t xml:space="preserve">Категория стартового каталога.</w:t>
+              <w:t>Категория стартового каталога.</w:t>
             </w:r>
           </w:p>
         </w:tc>
@@ -4799,7 +4986,7 @@
                 <w:lang w:eastAsia="ru-RU"/>
                 <w14:ligatures w14:val="none"/>
               </w:rPr>
-              <w:t xml:space="preserve">17</w:t>
+              <w:t>17</w:t>
             </w:r>
           </w:p>
         </w:tc>
@@ -4827,7 +5014,7 @@
                 <w:lang w:eastAsia="ru-RU"/>
                 <w14:ligatures w14:val="none"/>
               </w:rPr>
-              <w:t xml:space="preserve">CatalogManufacturer</w:t>
+              <w:t>CatalogManufacturer</w:t>
             </w:r>
           </w:p>
         </w:tc>
@@ -4855,7 +5042,7 @@
                 <w:lang w:eastAsia="ru-RU"/>
                 <w14:ligatures w14:val="none"/>
               </w:rPr>
-              <w:t xml:space="preserve">Object</w:t>
+              <w:t>Object</w:t>
             </w:r>
           </w:p>
         </w:tc>
@@ -4883,7 +5070,7 @@
                 <w:lang w:eastAsia="ru-RU"/>
                 <w14:ligatures w14:val="none"/>
               </w:rPr>
-              <w:t xml:space="preserve">Производитель стартового каталога.</w:t>
+              <w:t>Производитель стартового каталога.</w:t>
             </w:r>
           </w:p>
         </w:tc>
@@ -4913,7 +5100,7 @@
                 <w:lang w:eastAsia="ru-RU"/>
                 <w14:ligatures w14:val="none"/>
               </w:rPr>
-              <w:t xml:space="preserve">18</w:t>
+              <w:t>18</w:t>
             </w:r>
           </w:p>
         </w:tc>
@@ -4941,7 +5128,7 @@
                 <w:lang w:eastAsia="ru-RU"/>
                 <w14:ligatures w14:val="none"/>
               </w:rPr>
-              <w:t xml:space="preserve">CatalogProduct</w:t>
+              <w:t>CatalogProduct</w:t>
             </w:r>
           </w:p>
         </w:tc>
@@ -4969,7 +5156,7 @@
                 <w:lang w:eastAsia="ru-RU"/>
                 <w14:ligatures w14:val="none"/>
               </w:rPr>
-              <w:t xml:space="preserve">Object</w:t>
+              <w:t>Object</w:t>
             </w:r>
           </w:p>
         </w:tc>
@@ -4997,7 +5184,7 @@
                 <w:lang w:eastAsia="ru-RU"/>
                 <w14:ligatures w14:val="none"/>
               </w:rPr>
-              <w:t xml:space="preserve">Товар стартового каталога (загружается кнопкой перезаливки базы).</w:t>
+              <w:t>Товар стартового каталога (загружается кнопкой перезаливки базы).</w:t>
             </w:r>
           </w:p>
         </w:tc>
@@ -5027,7 +5214,7 @@
                 <w:lang w:eastAsia="ru-RU"/>
                 <w14:ligatures w14:val="none"/>
               </w:rPr>
-              <w:t xml:space="preserve">19</w:t>
+              <w:t>19</w:t>
             </w:r>
           </w:p>
         </w:tc>
@@ -5055,7 +5242,7 @@
                 <w:lang w:eastAsia="ru-RU"/>
                 <w14:ligatures w14:val="none"/>
               </w:rPr>
-              <w:t xml:space="preserve">CatalogTranslation</w:t>
+              <w:t>CatalogTranslation</w:t>
             </w:r>
           </w:p>
         </w:tc>
@@ -5083,7 +5270,7 @@
                 <w:lang w:eastAsia="ru-RU"/>
                 <w14:ligatures w14:val="none"/>
               </w:rPr>
-              <w:t xml:space="preserve">Object</w:t>
+              <w:t>Object</w:t>
             </w:r>
           </w:p>
         </w:tc>
@@ -5111,7 +5298,7 @@
                 <w:lang w:eastAsia="ru-RU"/>
                 <w14:ligatures w14:val="none"/>
               </w:rPr>
-              <w:t xml:space="preserve">Английские название, описание и состав товара или категории.</w:t>
+              <w:t>Английские название, описание и состав товара или категории.</w:t>
             </w:r>
           </w:p>
         </w:tc>
@@ -5141,7 +5328,7 @@
                 <w:lang w:eastAsia="ru-RU"/>
                 <w14:ligatures w14:val="none"/>
               </w:rPr>
-              <w:t xml:space="preserve">20</w:t>
+              <w:t>20</w:t>
             </w:r>
           </w:p>
         </w:tc>
@@ -5169,7 +5356,7 @@
                 <w:lang w:eastAsia="ru-RU"/>
                 <w14:ligatures w14:val="none"/>
               </w:rPr>
-              <w:t xml:space="preserve">ProductFilters</w:t>
+              <w:t>ProductFilters</w:t>
             </w:r>
           </w:p>
         </w:tc>
@@ -5197,7 +5384,7 @@
                 <w:lang w:eastAsia="ru-RU"/>
                 <w14:ligatures w14:val="none"/>
               </w:rPr>
-              <w:t xml:space="preserve">Object</w:t>
+              <w:t>Object</w:t>
             </w:r>
           </w:p>
         </w:tc>
@@ -5225,7 +5412,18 @@
                 <w:lang w:eastAsia="ru-RU"/>
                 <w14:ligatures w14:val="none"/>
               </w:rPr>
-              <w:t xml:space="preserve">Параметры фильтрации (цена, бренды) и сортировки списка товаров.</w:t>
+              <w:t xml:space="preserve">Параметры фильтрации (цена, бренды) и </w:t>
+            </w:r>
+            <w:r>
+              <w:rPr>
+                <w:rFonts w:ascii="Times New Roman" w:eastAsia="Times New Roman" w:hAnsi="Times New Roman" w:cs="Times New Roman"/>
+                <w:color w:val="000000"/>
+                <w:kern w:val="0"/>
+                <w:lang w:eastAsia="ru-RU"/>
+                <w14:ligatures w14:val="none"/>
+              </w:rPr>
+              <w:lastRenderedPageBreak/>
+              <w:t>сортировки списка товаров.</w:t>
             </w:r>
           </w:p>
         </w:tc>
@@ -5255,7 +5453,8 @@
                 <w:lang w:eastAsia="ru-RU"/>
                 <w14:ligatures w14:val="none"/>
               </w:rPr>
-              <w:t xml:space="preserve">21</w:t>
+              <w:lastRenderedPageBreak/>
+              <w:t>21</w:t>
             </w:r>
           </w:p>
         </w:tc>
@@ -5283,7 +5482,7 @@
                 <w:lang w:eastAsia="ru-RU"/>
                 <w14:ligatures w14:val="none"/>
               </w:rPr>
-              <w:t xml:space="preserve">ProductSort</w:t>
+              <w:t>ProductSort</w:t>
             </w:r>
           </w:p>
         </w:tc>
@@ -5311,7 +5510,7 @@
                 <w:lang w:eastAsia="ru-RU"/>
                 <w14:ligatures w14:val="none"/>
               </w:rPr>
-              <w:t xml:space="preserve">enum</w:t>
+              <w:t>enum</w:t>
             </w:r>
           </w:p>
         </w:tc>
@@ -5339,7 +5538,7 @@
                 <w:lang w:eastAsia="ru-RU"/>
                 <w14:ligatures w14:val="none"/>
               </w:rPr>
-              <w:t xml:space="preserve">Перечисление способов сортировки товаров.</w:t>
+              <w:t>Перечисление способов сортировки товаров.</w:t>
             </w:r>
           </w:p>
         </w:tc>
@@ -5369,7 +5568,7 @@
                 <w:lang w:eastAsia="ru-RU"/>
                 <w14:ligatures w14:val="none"/>
               </w:rPr>
-              <w:t xml:space="preserve">22</w:t>
+              <w:t>22</w:t>
             </w:r>
           </w:p>
         </w:tc>
@@ -5397,7 +5596,7 @@
                 <w:lang w:eastAsia="ru-RU"/>
                 <w14:ligatures w14:val="none"/>
               </w:rPr>
-              <w:t xml:space="preserve">CourierOrderGroups</w:t>
+              <w:t>CourierOrderGroups</w:t>
             </w:r>
           </w:p>
         </w:tc>
@@ -5425,7 +5624,7 @@
                 <w:lang w:eastAsia="ru-RU"/>
                 <w14:ligatures w14:val="none"/>
               </w:rPr>
-              <w:t xml:space="preserve">Object</w:t>
+              <w:t>Object</w:t>
             </w:r>
           </w:p>
         </w:tc>
@@ -5453,7 +5652,7 @@
                 <w:lang w:eastAsia="ru-RU"/>
                 <w14:ligatures w14:val="none"/>
               </w:rPr>
-              <w:t xml:space="preserve">Разделение заказов курьера на активные и историю.</w:t>
+              <w:t>Разделение заказов курьера на активные и историю.</w:t>
             </w:r>
           </w:p>
         </w:tc>
@@ -5483,7 +5682,7 @@
                 <w:lang w:eastAsia="ru-RU"/>
                 <w14:ligatures w14:val="none"/>
               </w:rPr>
-              <w:t xml:space="preserve">23</w:t>
+              <w:t>23</w:t>
             </w:r>
           </w:p>
         </w:tc>
@@ -5511,7 +5710,7 @@
                 <w:lang w:eastAsia="ru-RU"/>
                 <w14:ligatures w14:val="none"/>
               </w:rPr>
-              <w:t xml:space="preserve">AppRoles</w:t>
+              <w:t>AppRoles</w:t>
             </w:r>
           </w:p>
         </w:tc>
@@ -5539,7 +5738,7 @@
                 <w:lang w:eastAsia="ru-RU"/>
                 <w14:ligatures w14:val="none"/>
               </w:rPr>
-              <w:t xml:space="preserve">Object</w:t>
+              <w:t>Object</w:t>
             </w:r>
           </w:p>
         </w:tc>
@@ -5567,7 +5766,7 @@
                 <w:lang w:eastAsia="ru-RU"/>
                 <w14:ligatures w14:val="none"/>
               </w:rPr>
-              <w:t xml:space="preserve">Коды ролей пользователей.</w:t>
+              <w:t>Коды ролей пользователей.</w:t>
             </w:r>
           </w:p>
         </w:tc>
@@ -5597,7 +5796,7 @@
                 <w:lang w:eastAsia="ru-RU"/>
                 <w14:ligatures w14:val="none"/>
               </w:rPr>
-              <w:t xml:space="preserve">24</w:t>
+              <w:t>24</w:t>
             </w:r>
           </w:p>
         </w:tc>
@@ -5625,7 +5824,7 @@
                 <w:lang w:eastAsia="ru-RU"/>
                 <w14:ligatures w14:val="none"/>
               </w:rPr>
-              <w:t xml:space="preserve">Validators</w:t>
+              <w:t>Validators</w:t>
             </w:r>
           </w:p>
         </w:tc>
@@ -5653,7 +5852,7 @@
                 <w:lang w:eastAsia="ru-RU"/>
                 <w14:ligatures w14:val="none"/>
               </w:rPr>
-              <w:t xml:space="preserve">Object</w:t>
+              <w:t>Object</w:t>
             </w:r>
           </w:p>
         </w:tc>
@@ -5681,7 +5880,7 @@
                 <w:lang w:eastAsia="ru-RU"/>
                 <w14:ligatures w14:val="none"/>
               </w:rPr>
-              <w:t xml:space="preserve">Проверка полей форм: логин, имя, email, телефон, пароль, промокод, карта, ИНН, цена.</w:t>
+              <w:t>Проверка полей форм: логин, имя, email, телефон, пароль, промокод, карта, ИНН, цена.</w:t>
             </w:r>
           </w:p>
         </w:tc>
@@ -5711,7 +5910,7 @@
                 <w:lang w:eastAsia="ru-RU"/>
                 <w14:ligatures w14:val="none"/>
               </w:rPr>
-              <w:t xml:space="preserve">25</w:t>
+              <w:t>25</w:t>
             </w:r>
           </w:p>
         </w:tc>
@@ -5739,7 +5938,7 @@
                 <w:lang w:eastAsia="ru-RU"/>
                 <w14:ligatures w14:val="none"/>
               </w:rPr>
-              <w:t xml:space="preserve">AuthFlowTarget</w:t>
+              <w:t>AuthFlowTarget</w:t>
             </w:r>
           </w:p>
         </w:tc>
@@ -5767,7 +5966,7 @@
                 <w:lang w:eastAsia="ru-RU"/>
                 <w14:ligatures w14:val="none"/>
               </w:rPr>
-              <w:t xml:space="preserve">enum</w:t>
+              <w:t>enum</w:t>
             </w:r>
           </w:p>
         </w:tc>
@@ -5795,7 +5994,7 @@
                 <w:lang w:eastAsia="ru-RU"/>
                 <w14:ligatures w14:val="none"/>
               </w:rPr>
-              <w:t xml:space="preserve">Назначение входа: мобильное приложение или панель администратора.</w:t>
+              <w:t>Назначение входа: мобильное приложение или панель администратора.</w:t>
             </w:r>
           </w:p>
         </w:tc>
@@ -5825,7 +6024,7 @@
                 <w:lang w:eastAsia="ru-RU"/>
                 <w14:ligatures w14:val="none"/>
               </w:rPr>
-              <w:t xml:space="preserve">26</w:t>
+              <w:t>26</w:t>
             </w:r>
           </w:p>
         </w:tc>
@@ -5853,7 +6052,7 @@
                 <w:lang w:eastAsia="ru-RU"/>
                 <w14:ligatures w14:val="none"/>
               </w:rPr>
-              <w:t xml:space="preserve">DefaultFirebaseOptions</w:t>
+              <w:t>DefaultFirebaseOptions</w:t>
             </w:r>
           </w:p>
         </w:tc>
@@ -5881,7 +6080,7 @@
                 <w:lang w:eastAsia="ru-RU"/>
                 <w14:ligatures w14:val="none"/>
               </w:rPr>
-              <w:t xml:space="preserve">Object</w:t>
+              <w:t>Object</w:t>
             </w:r>
           </w:p>
         </w:tc>
@@ -5909,7 +6108,7 @@
                 <w:lang w:eastAsia="ru-RU"/>
                 <w14:ligatures w14:val="none"/>
               </w:rPr>
-              <w:t xml:space="preserve">Параметры подключения Firebase для каждой платформы.</w:t>
+              <w:t>Параметры подключения Firebase для каждой платформы.</w:t>
             </w:r>
           </w:p>
         </w:tc>
@@ -5939,7 +6138,7 @@
                 <w:lang w:eastAsia="ru-RU"/>
                 <w14:ligatures w14:val="none"/>
               </w:rPr>
-              <w:t xml:space="preserve">27</w:t>
+              <w:t>27</w:t>
             </w:r>
           </w:p>
         </w:tc>
@@ -5967,7 +6166,7 @@
                 <w:lang w:eastAsia="ru-RU"/>
                 <w14:ligatures w14:val="none"/>
               </w:rPr>
-              <w:t xml:space="preserve">SplashScreen</w:t>
+              <w:t>SplashScreen</w:t>
             </w:r>
           </w:p>
         </w:tc>
@@ -5995,7 +6194,7 @@
                 <w:lang w:eastAsia="ru-RU"/>
                 <w14:ligatures w14:val="none"/>
               </w:rPr>
-              <w:t xml:space="preserve">StatefulWidget</w:t>
+              <w:t>StatefulWidget</w:t>
             </w:r>
           </w:p>
         </w:tc>
@@ -6023,7 +6222,7 @@
                 <w:lang w:eastAsia="ru-RU"/>
                 <w14:ligatures w14:val="none"/>
               </w:rPr>
-              <w:t xml:space="preserve">Экран загрузки с названием магазина.</w:t>
+              <w:t>Экран загрузки с названием магазина.</w:t>
             </w:r>
           </w:p>
         </w:tc>
@@ -6053,7 +6252,7 @@
                 <w:lang w:eastAsia="ru-RU"/>
                 <w14:ligatures w14:val="none"/>
               </w:rPr>
-              <w:t xml:space="preserve">28</w:t>
+              <w:t>28</w:t>
             </w:r>
           </w:p>
         </w:tc>
@@ -6081,7 +6280,7 @@
                 <w:lang w:eastAsia="ru-RU"/>
                 <w14:ligatures w14:val="none"/>
               </w:rPr>
-              <w:t xml:space="preserve">OnboardingScreen</w:t>
+              <w:t>OnboardingScreen</w:t>
             </w:r>
           </w:p>
         </w:tc>
@@ -6109,7 +6308,7 @@
                 <w:lang w:eastAsia="ru-RU"/>
                 <w14:ligatures w14:val="none"/>
               </w:rPr>
-              <w:t xml:space="preserve">StatefulWidget</w:t>
+              <w:t>StatefulWidget</w:t>
             </w:r>
           </w:p>
         </w:tc>
@@ -6137,7 +6336,7 @@
                 <w:lang w:eastAsia="ru-RU"/>
                 <w14:ligatures w14:val="none"/>
               </w:rPr>
-              <w:t xml:space="preserve">Экран приветствия из трех слайдов с кнопками «Пропустить», «Далее», «Начать».</w:t>
+              <w:t>Экран приветствия из трех слайдов с кнопками «Пропустить», «Далее», «Начать».</w:t>
             </w:r>
           </w:p>
         </w:tc>
@@ -6167,7 +6366,7 @@
                 <w:lang w:eastAsia="ru-RU"/>
                 <w14:ligatures w14:val="none"/>
               </w:rPr>
-              <w:t xml:space="preserve">29</w:t>
+              <w:t>29</w:t>
             </w:r>
           </w:p>
         </w:tc>
@@ -6195,7 +6394,7 @@
                 <w:lang w:eastAsia="ru-RU"/>
                 <w14:ligatures w14:val="none"/>
               </w:rPr>
-              <w:t xml:space="preserve">LoginScreen</w:t>
+              <w:t>LoginScreen</w:t>
             </w:r>
           </w:p>
         </w:tc>
@@ -6223,7 +6422,7 @@
                 <w:lang w:eastAsia="ru-RU"/>
                 <w14:ligatures w14:val="none"/>
               </w:rPr>
-              <w:t xml:space="preserve">StatefulWidget</w:t>
+              <w:t>StatefulWidget</w:t>
             </w:r>
           </w:p>
         </w:tc>
@@ -6251,7 +6450,7 @@
                 <w:lang w:eastAsia="ru-RU"/>
                 <w14:ligatures w14:val="none"/>
               </w:rPr>
-              <w:t xml:space="preserve">Экран входа по логину или email, вход через Google.</w:t>
+              <w:t>Экран входа по логину или email, вход через Google.</w:t>
             </w:r>
           </w:p>
         </w:tc>
@@ -6281,7 +6480,7 @@
                 <w:lang w:eastAsia="ru-RU"/>
                 <w14:ligatures w14:val="none"/>
               </w:rPr>
-              <w:t xml:space="preserve">30</w:t>
+              <w:t>30</w:t>
             </w:r>
           </w:p>
         </w:tc>
@@ -6309,7 +6508,7 @@
                 <w:lang w:eastAsia="ru-RU"/>
                 <w14:ligatures w14:val="none"/>
               </w:rPr>
-              <w:t xml:space="preserve">RegisterScreen</w:t>
+              <w:t>RegisterScreen</w:t>
             </w:r>
           </w:p>
         </w:tc>
@@ -6337,7 +6536,7 @@
                 <w:lang w:eastAsia="ru-RU"/>
                 <w14:ligatures w14:val="none"/>
               </w:rPr>
-              <w:t xml:space="preserve">StatefulWidget</w:t>
+              <w:t>StatefulWidget</w:t>
             </w:r>
           </w:p>
         </w:tc>
@@ -6365,7 +6564,7 @@
                 <w:lang w:eastAsia="ru-RU"/>
                 <w14:ligatures w14:val="none"/>
               </w:rPr>
-              <w:t xml:space="preserve">Экран регистрации нового покупателя.</w:t>
+              <w:t>Экран регистрации нового покупателя.</w:t>
             </w:r>
           </w:p>
         </w:tc>
@@ -6395,7 +6594,7 @@
                 <w:lang w:eastAsia="ru-RU"/>
                 <w14:ligatures w14:val="none"/>
               </w:rPr>
-              <w:t xml:space="preserve">31</w:t>
+              <w:t>31</w:t>
             </w:r>
           </w:p>
         </w:tc>
@@ -6423,7 +6622,7 @@
                 <w:lang w:eastAsia="ru-RU"/>
                 <w14:ligatures w14:val="none"/>
               </w:rPr>
-              <w:t xml:space="preserve">ForgotPasswordScreen</w:t>
+              <w:t>ForgotPasswordScreen</w:t>
             </w:r>
           </w:p>
         </w:tc>
@@ -6451,7 +6650,7 @@
                 <w:lang w:eastAsia="ru-RU"/>
                 <w14:ligatures w14:val="none"/>
               </w:rPr>
-              <w:t xml:space="preserve">StatefulWidget</w:t>
+              <w:t>StatefulWidget</w:t>
             </w:r>
           </w:p>
         </w:tc>
@@ -6479,7 +6678,7 @@
                 <w:lang w:eastAsia="ru-RU"/>
                 <w14:ligatures w14:val="none"/>
               </w:rPr>
-              <w:t xml:space="preserve">Экран восстановления пароля по email или логину.</w:t>
+              <w:t>Экран восстановления пароля по email или логину.</w:t>
             </w:r>
           </w:p>
         </w:tc>
@@ -6509,7 +6708,7 @@
                 <w:lang w:eastAsia="ru-RU"/>
                 <w14:ligatures w14:val="none"/>
               </w:rPr>
-              <w:t xml:space="preserve">32</w:t>
+              <w:t>32</w:t>
             </w:r>
           </w:p>
         </w:tc>
@@ -6537,7 +6736,7 @@
                 <w:lang w:eastAsia="ru-RU"/>
                 <w14:ligatures w14:val="none"/>
               </w:rPr>
-              <w:t xml:space="preserve">AuthenticatedShell</w:t>
+              <w:t>AuthenticatedShell</w:t>
             </w:r>
           </w:p>
         </w:tc>
@@ -6565,7 +6764,7 @@
                 <w:lang w:eastAsia="ru-RU"/>
                 <w14:ligatures w14:val="none"/>
               </w:rPr>
-              <w:t xml:space="preserve">StatefulWidget</w:t>
+              <w:t>StatefulWidget</w:t>
             </w:r>
           </w:p>
         </w:tc>
@@ -6593,7 +6792,7 @@
                 <w:lang w:eastAsia="ru-RU"/>
                 <w14:ligatures w14:val="none"/>
               </w:rPr>
-              <w:t xml:space="preserve">Определяет роль вошедшего пользователя и открывает экран покупателя, курьера или сообщение о запрете.</w:t>
+              <w:t>Определяет роль вошедшего пользователя и открывает экран покупателя, курьера или сообщение о запрете.</w:t>
             </w:r>
           </w:p>
         </w:tc>
@@ -6623,7 +6822,7 @@
                 <w:lang w:eastAsia="ru-RU"/>
                 <w14:ligatures w14:val="none"/>
               </w:rPr>
-              <w:t xml:space="preserve">33</w:t>
+              <w:t>33</w:t>
             </w:r>
           </w:p>
         </w:tc>
@@ -6651,7 +6850,7 @@
                 <w:lang w:eastAsia="ru-RU"/>
                 <w14:ligatures w14:val="none"/>
               </w:rPr>
-              <w:t xml:space="preserve">MobileRoleBlockedScreen</w:t>
+              <w:t>MobileRoleBlockedScreen</w:t>
             </w:r>
           </w:p>
         </w:tc>
@@ -6679,7 +6878,7 @@
                 <w:lang w:eastAsia="ru-RU"/>
                 <w14:ligatures w14:val="none"/>
               </w:rPr>
-              <w:t xml:space="preserve">StatelessWidget</w:t>
+              <w:t>StatelessWidget</w:t>
             </w:r>
           </w:p>
         </w:tc>
@@ -6707,7 +6906,7 @@
                 <w:lang w:eastAsia="ru-RU"/>
                 <w14:ligatures w14:val="none"/>
               </w:rPr>
-              <w:t xml:space="preserve">Сообщение для ролей администратора и менеджера о необходимости использовать веб-панель.</w:t>
+              <w:t>Сообщение для ролей администратора и менеджера о необходимости использовать веб-панель.</w:t>
             </w:r>
           </w:p>
         </w:tc>
@@ -6737,7 +6936,7 @@
                 <w:lang w:eastAsia="ru-RU"/>
                 <w14:ligatures w14:val="none"/>
               </w:rPr>
-              <w:t xml:space="preserve">34</w:t>
+              <w:t>34</w:t>
             </w:r>
           </w:p>
         </w:tc>
@@ -6765,7 +6964,7 @@
                 <w:lang w:eastAsia="ru-RU"/>
                 <w14:ligatures w14:val="none"/>
               </w:rPr>
-              <w:t xml:space="preserve">MainScreen</w:t>
+              <w:t>MainScreen</w:t>
             </w:r>
           </w:p>
         </w:tc>
@@ -6793,7 +6992,7 @@
                 <w:lang w:eastAsia="ru-RU"/>
                 <w14:ligatures w14:val="none"/>
               </w:rPr>
-              <w:t xml:space="preserve">StatefulWidget</w:t>
+              <w:t>StatefulWidget</w:t>
             </w:r>
           </w:p>
         </w:tc>
@@ -6821,7 +7020,18 @@
                 <w:lang w:eastAsia="ru-RU"/>
                 <w14:ligatures w14:val="none"/>
               </w:rPr>
-              <w:t xml:space="preserve">Основной экран покупателя с нижней навигацией (Магазин, Каталог, Корзина, Профиль).</w:t>
+              <w:t xml:space="preserve">Основной экран покупателя с нижней навигацией (Магазин, </w:t>
+            </w:r>
+            <w:r>
+              <w:rPr>
+                <w:rFonts w:ascii="Times New Roman" w:eastAsia="Times New Roman" w:hAnsi="Times New Roman" w:cs="Times New Roman"/>
+                <w:color w:val="000000"/>
+                <w:kern w:val="0"/>
+                <w:lang w:eastAsia="ru-RU"/>
+                <w14:ligatures w14:val="none"/>
+              </w:rPr>
+              <w:lastRenderedPageBreak/>
+              <w:t>Каталог, Корзина, Профиль).</w:t>
             </w:r>
           </w:p>
         </w:tc>
@@ -6851,7 +7061,8 @@
                 <w:lang w:eastAsia="ru-RU"/>
                 <w14:ligatures w14:val="none"/>
               </w:rPr>
-              <w:t xml:space="preserve">35</w:t>
+              <w:lastRenderedPageBreak/>
+              <w:t>35</w:t>
             </w:r>
           </w:p>
         </w:tc>
@@ -6879,7 +7090,7 @@
                 <w:lang w:eastAsia="ru-RU"/>
                 <w14:ligatures w14:val="none"/>
               </w:rPr>
-              <w:t xml:space="preserve">ShopScreen</w:t>
+              <w:t>ShopScreen</w:t>
             </w:r>
           </w:p>
         </w:tc>
@@ -6907,7 +7118,7 @@
                 <w:lang w:eastAsia="ru-RU"/>
                 <w14:ligatures w14:val="none"/>
               </w:rPr>
-              <w:t xml:space="preserve">StatefulWidget</w:t>
+              <w:t>StatefulWidget</w:t>
             </w:r>
           </w:p>
         </w:tc>
@@ -6935,7 +7146,7 @@
                 <w:lang w:eastAsia="ru-RU"/>
                 <w14:ligatures w14:val="none"/>
               </w:rPr>
-              <w:t xml:space="preserve">Экран «Магазин»: баннер, поиск, популярные товары и товары по категориям.</w:t>
+              <w:t>Экран «Магазин»: баннер, поиск, популярные товары и товары по категориям.</w:t>
             </w:r>
           </w:p>
         </w:tc>
@@ -6965,7 +7176,7 @@
                 <w:lang w:eastAsia="ru-RU"/>
                 <w14:ligatures w14:val="none"/>
               </w:rPr>
-              <w:t xml:space="preserve">36</w:t>
+              <w:t>36</w:t>
             </w:r>
           </w:p>
         </w:tc>
@@ -6993,7 +7204,7 @@
                 <w:lang w:eastAsia="ru-RU"/>
                 <w14:ligatures w14:val="none"/>
               </w:rPr>
-              <w:t xml:space="preserve">ExploreScreen</w:t>
+              <w:t>ExploreScreen</w:t>
             </w:r>
           </w:p>
         </w:tc>
@@ -7021,7 +7232,7 @@
                 <w:lang w:eastAsia="ru-RU"/>
                 <w14:ligatures w14:val="none"/>
               </w:rPr>
-              <w:t xml:space="preserve">StatefulWidget</w:t>
+              <w:t>StatefulWidget</w:t>
             </w:r>
           </w:p>
         </w:tc>
@@ -7049,7 +7260,7 @@
                 <w:lang w:eastAsia="ru-RU"/>
                 <w14:ligatures w14:val="none"/>
               </w:rPr>
-              <w:t xml:space="preserve">Экран «Каталог»: плитки категорий, поиск и фильтры.</w:t>
+              <w:t>Экран «Каталог»: плитки категорий, поиск и фильтры.</w:t>
             </w:r>
           </w:p>
         </w:tc>
@@ -7079,7 +7290,7 @@
                 <w:lang w:eastAsia="ru-RU"/>
                 <w14:ligatures w14:val="none"/>
               </w:rPr>
-              <w:t xml:space="preserve">37</w:t>
+              <w:t>37</w:t>
             </w:r>
           </w:p>
         </w:tc>
@@ -7107,7 +7318,7 @@
                 <w:lang w:eastAsia="ru-RU"/>
                 <w14:ligatures w14:val="none"/>
               </w:rPr>
-              <w:t xml:space="preserve">CategoryScreen</w:t>
+              <w:t>CategoryScreen</w:t>
             </w:r>
           </w:p>
         </w:tc>
@@ -7135,7 +7346,7 @@
                 <w:lang w:eastAsia="ru-RU"/>
                 <w14:ligatures w14:val="none"/>
               </w:rPr>
-              <w:t xml:space="preserve">StatefulWidget</w:t>
+              <w:t>StatefulWidget</w:t>
             </w:r>
           </w:p>
         </w:tc>
@@ -7163,7 +7374,7 @@
                 <w:lang w:eastAsia="ru-RU"/>
                 <w14:ligatures w14:val="none"/>
               </w:rPr>
-              <w:t xml:space="preserve">Список товаров выбранной категории.</w:t>
+              <w:t>Список товаров выбранной категории.</w:t>
             </w:r>
           </w:p>
         </w:tc>
@@ -7193,7 +7404,7 @@
                 <w:lang w:eastAsia="ru-RU"/>
                 <w14:ligatures w14:val="none"/>
               </w:rPr>
-              <w:t xml:space="preserve">38</w:t>
+              <w:t>38</w:t>
             </w:r>
           </w:p>
         </w:tc>
@@ -7221,7 +7432,7 @@
                 <w:lang w:eastAsia="ru-RU"/>
                 <w14:ligatures w14:val="none"/>
               </w:rPr>
-              <w:t xml:space="preserve">ProductDetailScreen</w:t>
+              <w:t>ProductDetailScreen</w:t>
             </w:r>
           </w:p>
         </w:tc>
@@ -7249,7 +7460,7 @@
                 <w:lang w:eastAsia="ru-RU"/>
                 <w14:ligatures w14:val="none"/>
               </w:rPr>
-              <w:t xml:space="preserve">StatefulWidget</w:t>
+              <w:t>StatefulWidget</w:t>
             </w:r>
           </w:p>
         </w:tc>
@@ -7277,7 +7488,7 @@
                 <w:lang w:eastAsia="ru-RU"/>
                 <w14:ligatures w14:val="none"/>
               </w:rPr>
-              <w:t xml:space="preserve">Карточка товара: описание, характеристики, пищевая ценность, выбор количества, избранное, «Поделиться».</w:t>
+              <w:t>Карточка товара: описание, характеристики, пищевая ценность, выбор количества, избранное, «Поделиться».</w:t>
             </w:r>
           </w:p>
         </w:tc>
@@ -7307,7 +7518,7 @@
                 <w:lang w:eastAsia="ru-RU"/>
                 <w14:ligatures w14:val="none"/>
               </w:rPr>
-              <w:t xml:space="preserve">39</w:t>
+              <w:t>39</w:t>
             </w:r>
           </w:p>
         </w:tc>
@@ -7335,7 +7546,7 @@
                 <w:lang w:eastAsia="ru-RU"/>
                 <w14:ligatures w14:val="none"/>
               </w:rPr>
-              <w:t xml:space="preserve">FavoritesScreen</w:t>
+              <w:t>FavoritesScreen</w:t>
             </w:r>
           </w:p>
         </w:tc>
@@ -7363,7 +7574,7 @@
                 <w:lang w:eastAsia="ru-RU"/>
                 <w14:ligatures w14:val="none"/>
               </w:rPr>
-              <w:t xml:space="preserve">StatefulWidget</w:t>
+              <w:t>StatefulWidget</w:t>
             </w:r>
           </w:p>
         </w:tc>
@@ -7391,7 +7602,7 @@
                 <w:lang w:eastAsia="ru-RU"/>
                 <w14:ligatures w14:val="none"/>
               </w:rPr>
-              <w:t xml:space="preserve">Список избранных товаров с кнопкой «В корзину всё».</w:t>
+              <w:t>Список избранных товаров с кнопкой «В корзину всё».</w:t>
             </w:r>
           </w:p>
         </w:tc>
@@ -7421,7 +7632,7 @@
                 <w:lang w:eastAsia="ru-RU"/>
                 <w14:ligatures w14:val="none"/>
               </w:rPr>
-              <w:t xml:space="preserve">40</w:t>
+              <w:t>40</w:t>
             </w:r>
           </w:p>
         </w:tc>
@@ -7449,7 +7660,7 @@
                 <w:lang w:eastAsia="ru-RU"/>
                 <w14:ligatures w14:val="none"/>
               </w:rPr>
-              <w:t xml:space="preserve">CartScreen</w:t>
+              <w:t>CartScreen</w:t>
             </w:r>
           </w:p>
         </w:tc>
@@ -7477,7 +7688,7 @@
                 <w:lang w:eastAsia="ru-RU"/>
                 <w14:ligatures w14:val="none"/>
               </w:rPr>
-              <w:t xml:space="preserve">StatelessWidget</w:t>
+              <w:t>StatelessWidget</w:t>
             </w:r>
           </w:p>
         </w:tc>
@@ -7505,7 +7716,7 @@
                 <w:lang w:eastAsia="ru-RU"/>
                 <w14:ligatures w14:val="none"/>
               </w:rPr>
-              <w:t xml:space="preserve">Корзина: список позиций, промокод, подытог, скидка, доставка, итог.</w:t>
+              <w:t>Корзина: список позиций, промокод, подытог, скидка, доставка, итог.</w:t>
             </w:r>
           </w:p>
         </w:tc>
@@ -7535,7 +7746,7 @@
                 <w:lang w:eastAsia="ru-RU"/>
                 <w14:ligatures w14:val="none"/>
               </w:rPr>
-              <w:t xml:space="preserve">41</w:t>
+              <w:t>41</w:t>
             </w:r>
           </w:p>
         </w:tc>
@@ -7563,7 +7774,7 @@
                 <w:lang w:eastAsia="ru-RU"/>
                 <w14:ligatures w14:val="none"/>
               </w:rPr>
-              <w:t xml:space="preserve">CheckoutBottomSheet</w:t>
+              <w:t>CheckoutBottomSheet</w:t>
             </w:r>
           </w:p>
         </w:tc>
@@ -7591,7 +7802,7 @@
                 <w:lang w:eastAsia="ru-RU"/>
                 <w14:ligatures w14:val="none"/>
               </w:rPr>
-              <w:t xml:space="preserve">StatefulWidget</w:t>
+              <w:t>StatefulWidget</w:t>
             </w:r>
           </w:p>
         </w:tc>
@@ -7619,7 +7830,7 @@
                 <w:lang w:eastAsia="ru-RU"/>
                 <w14:ligatures w14:val="none"/>
               </w:rPr>
-              <w:t xml:space="preserve">Окно оформления заказа: адрес, время доставки, оплата, промокод.</w:t>
+              <w:t>Окно оформления заказа: адрес, время доставки, оплата, промокод.</w:t>
             </w:r>
           </w:p>
         </w:tc>
@@ -7649,7 +7860,7 @@
                 <w:lang w:eastAsia="ru-RU"/>
                 <w14:ligatures w14:val="none"/>
               </w:rPr>
-              <w:t xml:space="preserve">42</w:t>
+              <w:t>42</w:t>
             </w:r>
           </w:p>
         </w:tc>
@@ -7677,7 +7888,7 @@
                 <w:lang w:eastAsia="ru-RU"/>
                 <w14:ligatures w14:val="none"/>
               </w:rPr>
-              <w:t xml:space="preserve">AccountScreen</w:t>
+              <w:t>AccountScreen</w:t>
             </w:r>
           </w:p>
         </w:tc>
@@ -7705,7 +7916,7 @@
                 <w:lang w:eastAsia="ru-RU"/>
                 <w14:ligatures w14:val="none"/>
               </w:rPr>
-              <w:t xml:space="preserve">StatefulWidget</w:t>
+              <w:t>StatefulWidget</w:t>
             </w:r>
           </w:p>
         </w:tc>
@@ -7733,7 +7944,7 @@
                 <w:lang w:eastAsia="ru-RU"/>
                 <w14:ligatures w14:val="none"/>
               </w:rPr>
-              <w:t xml:space="preserve">Профиль пользователя: аватар, меню разделов, выход и удаление аккаунта.</w:t>
+              <w:t>Профиль пользователя: аватар, меню разделов, выход и удаление аккаунта.</w:t>
             </w:r>
           </w:p>
         </w:tc>
@@ -7763,7 +7974,7 @@
                 <w:lang w:eastAsia="ru-RU"/>
                 <w14:ligatures w14:val="none"/>
               </w:rPr>
-              <w:t xml:space="preserve">43</w:t>
+              <w:t>43</w:t>
             </w:r>
           </w:p>
         </w:tc>
@@ -7791,7 +8002,7 @@
                 <w:lang w:eastAsia="ru-RU"/>
                 <w14:ligatures w14:val="none"/>
               </w:rPr>
-              <w:t xml:space="preserve">OrdersScreen</w:t>
+              <w:t>OrdersScreen</w:t>
             </w:r>
           </w:p>
         </w:tc>
@@ -7819,7 +8030,7 @@
                 <w:lang w:eastAsia="ru-RU"/>
                 <w14:ligatures w14:val="none"/>
               </w:rPr>
-              <w:t xml:space="preserve">StatelessWidget</w:t>
+              <w:t>StatelessWidget</w:t>
             </w:r>
           </w:p>
         </w:tc>
@@ -7847,7 +8058,7 @@
                 <w:lang w:eastAsia="ru-RU"/>
                 <w14:ligatures w14:val="none"/>
               </w:rPr>
-              <w:t xml:space="preserve">История заказов покупателя с шагами выполнения и подтверждением получения.</w:t>
+              <w:t>История заказов покупателя с шагами выполнения и подтверждением получения.</w:t>
             </w:r>
           </w:p>
         </w:tc>
@@ -7877,7 +8088,7 @@
                 <w:lang w:eastAsia="ru-RU"/>
                 <w14:ligatures w14:val="none"/>
               </w:rPr>
-              <w:t xml:space="preserve">44</w:t>
+              <w:t>44</w:t>
             </w:r>
           </w:p>
         </w:tc>
@@ -7905,7 +8116,7 @@
                 <w:lang w:eastAsia="ru-RU"/>
                 <w14:ligatures w14:val="none"/>
               </w:rPr>
-              <w:t xml:space="preserve">MyDetailsScreen</w:t>
+              <w:t>MyDetailsScreen</w:t>
             </w:r>
           </w:p>
         </w:tc>
@@ -7933,7 +8144,7 @@
                 <w:lang w:eastAsia="ru-RU"/>
                 <w14:ligatures w14:val="none"/>
               </w:rPr>
-              <w:t xml:space="preserve">StatefulWidget</w:t>
+              <w:t>StatefulWidget</w:t>
             </w:r>
           </w:p>
         </w:tc>
@@ -7961,7 +8172,7 @@
                 <w:lang w:eastAsia="ru-RU"/>
                 <w14:ligatures w14:val="none"/>
               </w:rPr>
-              <w:t xml:space="preserve">Редактирование имени и телефона.</w:t>
+              <w:t>Редактирование имени и телефона.</w:t>
             </w:r>
           </w:p>
         </w:tc>
@@ -7991,7 +8202,7 @@
                 <w:lang w:eastAsia="ru-RU"/>
                 <w14:ligatures w14:val="none"/>
               </w:rPr>
-              <w:t xml:space="preserve">45</w:t>
+              <w:t>45</w:t>
             </w:r>
           </w:p>
         </w:tc>
@@ -8019,7 +8230,7 @@
                 <w:lang w:eastAsia="ru-RU"/>
                 <w14:ligatures w14:val="none"/>
               </w:rPr>
-              <w:t xml:space="preserve">DeliveryAddressScreen</w:t>
+              <w:t>DeliveryAddressScreen</w:t>
             </w:r>
           </w:p>
         </w:tc>
@@ -8047,7 +8258,7 @@
                 <w:lang w:eastAsia="ru-RU"/>
                 <w14:ligatures w14:val="none"/>
               </w:rPr>
-              <w:t xml:space="preserve">StatefulWidget</w:t>
+              <w:t>StatefulWidget</w:t>
             </w:r>
           </w:p>
         </w:tc>
@@ -8075,7 +8286,7 @@
                 <w:lang w:eastAsia="ru-RU"/>
                 <w14:ligatures w14:val="none"/>
               </w:rPr>
-              <w:t xml:space="preserve">Список и добавление адресов доставки.</w:t>
+              <w:t>Список и добавление адресов доставки.</w:t>
             </w:r>
           </w:p>
         </w:tc>
@@ -8105,7 +8316,7 @@
                 <w:lang w:eastAsia="ru-RU"/>
                 <w14:ligatures w14:val="none"/>
               </w:rPr>
-              <w:t xml:space="preserve">46</w:t>
+              <w:t>46</w:t>
             </w:r>
           </w:p>
         </w:tc>
@@ -8133,7 +8344,7 @@
                 <w:lang w:eastAsia="ru-RU"/>
                 <w14:ligatures w14:val="none"/>
               </w:rPr>
-              <w:t xml:space="preserve">PaymentMethodsScreen</w:t>
+              <w:t>PaymentMethodsScreen</w:t>
             </w:r>
           </w:p>
         </w:tc>
@@ -8161,7 +8372,7 @@
                 <w:lang w:eastAsia="ru-RU"/>
                 <w14:ligatures w14:val="none"/>
               </w:rPr>
-              <w:t xml:space="preserve">StatefulWidget</w:t>
+              <w:t>StatefulWidget</w:t>
             </w:r>
           </w:p>
         </w:tc>
@@ -8189,7 +8400,7 @@
                 <w:lang w:eastAsia="ru-RU"/>
                 <w14:ligatures w14:val="none"/>
               </w:rPr>
-              <w:t xml:space="preserve">Список и добавление банковских карт (хранится маска).</w:t>
+              <w:t>Список и добавление банковских карт (хранится маска).</w:t>
             </w:r>
           </w:p>
         </w:tc>
@@ -8219,7 +8430,7 @@
                 <w:lang w:eastAsia="ru-RU"/>
                 <w14:ligatures w14:val="none"/>
               </w:rPr>
-              <w:t xml:space="preserve">47</w:t>
+              <w:t>47</w:t>
             </w:r>
           </w:p>
         </w:tc>
@@ -8247,7 +8458,7 @@
                 <w:lang w:eastAsia="ru-RU"/>
                 <w14:ligatures w14:val="none"/>
               </w:rPr>
-              <w:t xml:space="preserve">PromoCodeScreen</w:t>
+              <w:t>PromoCodeScreen</w:t>
             </w:r>
           </w:p>
         </w:tc>
@@ -8275,7 +8486,7 @@
                 <w:lang w:eastAsia="ru-RU"/>
                 <w14:ligatures w14:val="none"/>
               </w:rPr>
-              <w:t xml:space="preserve">StatefulWidget</w:t>
+              <w:t>StatefulWidget</w:t>
             </w:r>
           </w:p>
         </w:tc>
@@ -8303,7 +8514,7 @@
                 <w:lang w:eastAsia="ru-RU"/>
                 <w14:ligatures w14:val="none"/>
               </w:rPr>
-              <w:t xml:space="preserve">Ввод промокода и список доступных промокодов.</w:t>
+              <w:t>Ввод промокода и список доступных промокодов.</w:t>
             </w:r>
           </w:p>
         </w:tc>
@@ -8333,7 +8544,7 @@
                 <w:lang w:eastAsia="ru-RU"/>
                 <w14:ligatures w14:val="none"/>
               </w:rPr>
-              <w:t xml:space="preserve">48</w:t>
+              <w:t>48</w:t>
             </w:r>
           </w:p>
         </w:tc>
@@ -8361,7 +8572,7 @@
                 <w:lang w:eastAsia="ru-RU"/>
                 <w14:ligatures w14:val="none"/>
               </w:rPr>
-              <w:t xml:space="preserve">NotificationsScreen</w:t>
+              <w:t>NotificationsScreen</w:t>
             </w:r>
           </w:p>
         </w:tc>
@@ -8389,7 +8600,7 @@
                 <w:lang w:eastAsia="ru-RU"/>
                 <w14:ligatures w14:val="none"/>
               </w:rPr>
-              <w:t xml:space="preserve">StatelessWidget</w:t>
+              <w:t>StatelessWidget</w:t>
             </w:r>
           </w:p>
         </w:tc>
@@ -8417,7 +8628,7 @@
                 <w:lang w:eastAsia="ru-RU"/>
                 <w14:ligatures w14:val="none"/>
               </w:rPr>
-              <w:t xml:space="preserve">Настройки уведомлений и история уведомлений.</w:t>
+              <w:t>Настройки уведомлений и история уведомлений.</w:t>
             </w:r>
           </w:p>
         </w:tc>
@@ -8447,7 +8658,7 @@
                 <w:lang w:eastAsia="ru-RU"/>
                 <w14:ligatures w14:val="none"/>
               </w:rPr>
-              <w:t xml:space="preserve">49</w:t>
+              <w:t>49</w:t>
             </w:r>
           </w:p>
         </w:tc>
@@ -8475,7 +8686,7 @@
                 <w:lang w:eastAsia="ru-RU"/>
                 <w14:ligatures w14:val="none"/>
               </w:rPr>
-              <w:t xml:space="preserve">HelpScreen</w:t>
+              <w:t>HelpScreen</w:t>
             </w:r>
           </w:p>
         </w:tc>
@@ -8503,7 +8714,7 @@
                 <w:lang w:eastAsia="ru-RU"/>
                 <w14:ligatures w14:val="none"/>
               </w:rPr>
-              <w:t xml:space="preserve">StatelessWidget</w:t>
+              <w:t>StatelessWidget</w:t>
             </w:r>
           </w:p>
         </w:tc>
@@ -8531,7 +8742,7 @@
                 <w:lang w:eastAsia="ru-RU"/>
                 <w14:ligatures w14:val="none"/>
               </w:rPr>
-              <w:t xml:space="preserve">Часто задаваемые вопросы.</w:t>
+              <w:t>Часто задаваемые вопросы.</w:t>
             </w:r>
           </w:p>
         </w:tc>
@@ -8561,7 +8772,8 @@
                 <w:lang w:eastAsia="ru-RU"/>
                 <w14:ligatures w14:val="none"/>
               </w:rPr>
-              <w:t xml:space="preserve">50</w:t>
+              <w:lastRenderedPageBreak/>
+              <w:t>50</w:t>
             </w:r>
           </w:p>
         </w:tc>
@@ -8589,7 +8801,7 @@
                 <w:lang w:eastAsia="ru-RU"/>
                 <w14:ligatures w14:val="none"/>
               </w:rPr>
-              <w:t xml:space="preserve">AboutScreen</w:t>
+              <w:t>AboutScreen</w:t>
             </w:r>
           </w:p>
         </w:tc>
@@ -8617,7 +8829,7 @@
                 <w:lang w:eastAsia="ru-RU"/>
                 <w14:ligatures w14:val="none"/>
               </w:rPr>
-              <w:t xml:space="preserve">StatelessWidget</w:t>
+              <w:t>StatelessWidget</w:t>
             </w:r>
           </w:p>
         </w:tc>
@@ -8645,7 +8857,7 @@
                 <w:lang w:eastAsia="ru-RU"/>
                 <w14:ligatures w14:val="none"/>
               </w:rPr>
-              <w:t xml:space="preserve">Сведения о приложении.</w:t>
+              <w:t>Сведения о приложении.</w:t>
             </w:r>
           </w:p>
         </w:tc>
@@ -8675,7 +8887,7 @@
                 <w:lang w:eastAsia="ru-RU"/>
                 <w14:ligatures w14:val="none"/>
               </w:rPr>
-              <w:t xml:space="preserve">51</w:t>
+              <w:t>51</w:t>
             </w:r>
           </w:p>
         </w:tc>
@@ -8703,7 +8915,7 @@
                 <w:lang w:eastAsia="ru-RU"/>
                 <w14:ligatures w14:val="none"/>
               </w:rPr>
-              <w:t xml:space="preserve">ChangePasswordDialog</w:t>
+              <w:t>ChangePasswordDialog</w:t>
             </w:r>
           </w:p>
         </w:tc>
@@ -8731,7 +8943,7 @@
                 <w:lang w:eastAsia="ru-RU"/>
                 <w14:ligatures w14:val="none"/>
               </w:rPr>
-              <w:t xml:space="preserve">StatefulWidget</w:t>
+              <w:t>StatefulWidget</w:t>
             </w:r>
           </w:p>
         </w:tc>
@@ -8759,7 +8971,7 @@
                 <w:lang w:eastAsia="ru-RU"/>
                 <w14:ligatures w14:val="none"/>
               </w:rPr>
-              <w:t xml:space="preserve">Диалог смены пароля.</w:t>
+              <w:t>Диалог смены пароля.</w:t>
             </w:r>
           </w:p>
         </w:tc>
@@ -8789,7 +9001,7 @@
                 <w:lang w:eastAsia="ru-RU"/>
                 <w14:ligatures w14:val="none"/>
               </w:rPr>
-              <w:t xml:space="preserve">52</w:t>
+              <w:t>52</w:t>
             </w:r>
           </w:p>
         </w:tc>
@@ -8817,7 +9029,7 @@
                 <w:lang w:eastAsia="ru-RU"/>
                 <w14:ligatures w14:val="none"/>
               </w:rPr>
-              <w:t xml:space="preserve">CourierHomeScreen</w:t>
+              <w:t>CourierHomeScreen</w:t>
             </w:r>
           </w:p>
         </w:tc>
@@ -8845,7 +9057,7 @@
                 <w:lang w:eastAsia="ru-RU"/>
                 <w14:ligatures w14:val="none"/>
               </w:rPr>
-              <w:t xml:space="preserve">StatefulWidget</w:t>
+              <w:t>StatefulWidget</w:t>
             </w:r>
           </w:p>
         </w:tc>
@@ -8873,7 +9085,7 @@
                 <w:lang w:eastAsia="ru-RU"/>
                 <w14:ligatures w14:val="none"/>
               </w:rPr>
-              <w:t xml:space="preserve">Экран курьера: вкладки «Мои заказы» и «Свободные», взятие, возврат, начало и подтверждение доставки.</w:t>
+              <w:t>Экран курьера: вкладки «Мои заказы» и «Свободные», взятие, возврат, начало и подтверждение доставки.</w:t>
             </w:r>
           </w:p>
         </w:tc>
@@ -8903,7 +9115,7 @@
                 <w:lang w:eastAsia="ru-RU"/>
                 <w14:ligatures w14:val="none"/>
               </w:rPr>
-              <w:t xml:space="preserve">53</w:t>
+              <w:t>53</w:t>
             </w:r>
           </w:p>
         </w:tc>
@@ -8931,7 +9143,7 @@
                 <w:lang w:eastAsia="ru-RU"/>
                 <w14:ligatures w14:val="none"/>
               </w:rPr>
-              <w:t xml:space="preserve">ProductCard</w:t>
+              <w:t>ProductCard</w:t>
             </w:r>
           </w:p>
         </w:tc>
@@ -8959,7 +9171,7 @@
                 <w:lang w:eastAsia="ru-RU"/>
                 <w14:ligatures w14:val="none"/>
               </w:rPr>
-              <w:t xml:space="preserve">StatelessWidget</w:t>
+              <w:t>StatelessWidget</w:t>
             </w:r>
           </w:p>
         </w:tc>
@@ -8987,7 +9199,7 @@
                 <w:lang w:eastAsia="ru-RU"/>
                 <w14:ligatures w14:val="none"/>
               </w:rPr>
-              <w:t xml:space="preserve">Карточка товара в списках: фото, название, цена, избранное, добавление в корзину.</w:t>
+              <w:t>Карточка товара в списках: фото, название, цена, избранное, добавление в корзину.</w:t>
             </w:r>
           </w:p>
         </w:tc>
@@ -9017,7 +9229,7 @@
                 <w:lang w:eastAsia="ru-RU"/>
                 <w14:ligatures w14:val="none"/>
               </w:rPr>
-              <w:t xml:space="preserve">54</w:t>
+              <w:t>54</w:t>
             </w:r>
           </w:p>
         </w:tc>
@@ -9045,7 +9257,7 @@
                 <w:lang w:eastAsia="ru-RU"/>
                 <w14:ligatures w14:val="none"/>
               </w:rPr>
-              <w:t xml:space="preserve">ProductGrid</w:t>
+              <w:t>ProductGrid</w:t>
             </w:r>
           </w:p>
         </w:tc>
@@ -9073,7 +9285,7 @@
                 <w:lang w:eastAsia="ru-RU"/>
                 <w14:ligatures w14:val="none"/>
               </w:rPr>
-              <w:t xml:space="preserve">StatelessWidget</w:t>
+              <w:t>StatelessWidget</w:t>
             </w:r>
           </w:p>
         </w:tc>
@@ -9101,7 +9313,7 @@
                 <w:lang w:eastAsia="ru-RU"/>
                 <w14:ligatures w14:val="none"/>
               </w:rPr>
-              <w:t xml:space="preserve">Сетка карточек товаров.</w:t>
+              <w:t>Сетка карточек товаров.</w:t>
             </w:r>
           </w:p>
         </w:tc>
@@ -9131,7 +9343,7 @@
                 <w:lang w:eastAsia="ru-RU"/>
                 <w14:ligatures w14:val="none"/>
               </w:rPr>
-              <w:t xml:space="preserve">55</w:t>
+              <w:t>55</w:t>
             </w:r>
           </w:p>
         </w:tc>
@@ -9159,7 +9371,7 @@
                 <w:lang w:eastAsia="ru-RU"/>
                 <w14:ligatures w14:val="none"/>
               </w:rPr>
-              <w:t xml:space="preserve">ProductImage</w:t>
+              <w:t>ProductImage</w:t>
             </w:r>
           </w:p>
         </w:tc>
@@ -9187,7 +9399,7 @@
                 <w:lang w:eastAsia="ru-RU"/>
                 <w14:ligatures w14:val="none"/>
               </w:rPr>
-              <w:t xml:space="preserve">StatelessWidget</w:t>
+              <w:t>StatelessWidget</w:t>
             </w:r>
           </w:p>
         </w:tc>
@@ -9215,7 +9427,7 @@
                 <w:lang w:eastAsia="ru-RU"/>
                 <w14:ligatures w14:val="none"/>
               </w:rPr>
-              <w:t xml:space="preserve">Изображение товара с запасным значком при ошибке загрузки.</w:t>
+              <w:t>Изображение товара с запасным значком при ошибке загрузки.</w:t>
             </w:r>
           </w:p>
         </w:tc>
@@ -9245,7 +9457,7 @@
                 <w:lang w:eastAsia="ru-RU"/>
                 <w14:ligatures w14:val="none"/>
               </w:rPr>
-              <w:t xml:space="preserve">56</w:t>
+              <w:t>56</w:t>
             </w:r>
           </w:p>
         </w:tc>
@@ -9273,7 +9485,7 @@
                 <w:lang w:eastAsia="ru-RU"/>
                 <w14:ligatures w14:val="none"/>
               </w:rPr>
-              <w:t xml:space="preserve">ProductFiltersSheet</w:t>
+              <w:t>ProductFiltersSheet</w:t>
             </w:r>
           </w:p>
         </w:tc>
@@ -9301,7 +9513,7 @@
                 <w:lang w:eastAsia="ru-RU"/>
                 <w14:ligatures w14:val="none"/>
               </w:rPr>
-              <w:t xml:space="preserve">StatefulWidget</w:t>
+              <w:t>StatefulWidget</w:t>
             </w:r>
           </w:p>
         </w:tc>
@@ -9329,7 +9541,7 @@
                 <w:lang w:eastAsia="ru-RU"/>
                 <w14:ligatures w14:val="none"/>
               </w:rPr>
-              <w:t xml:space="preserve">Всплывающее окно фильтров и сортировки.</w:t>
+              <w:t>Всплывающее окно фильтров и сортировки.</w:t>
             </w:r>
           </w:p>
         </w:tc>
@@ -9359,7 +9571,7 @@
                 <w:lang w:eastAsia="ru-RU"/>
                 <w14:ligatures w14:val="none"/>
               </w:rPr>
-              <w:t xml:space="preserve">57</w:t>
+              <w:t>57</w:t>
             </w:r>
           </w:p>
         </w:tc>
@@ -9387,7 +9599,7 @@
                 <w:lang w:eastAsia="ru-RU"/>
                 <w14:ligatures w14:val="none"/>
               </w:rPr>
-              <w:t xml:space="preserve">InputDialog</w:t>
+              <w:t>InputDialog</w:t>
             </w:r>
           </w:p>
         </w:tc>
@@ -9415,7 +9627,7 @@
                 <w:lang w:eastAsia="ru-RU"/>
                 <w14:ligatures w14:val="none"/>
               </w:rPr>
-              <w:t xml:space="preserve">StatefulWidget</w:t>
+              <w:t>StatefulWidget</w:t>
             </w:r>
           </w:p>
         </w:tc>
@@ -9443,7 +9655,7 @@
                 <w:lang w:eastAsia="ru-RU"/>
                 <w14:ligatures w14:val="none"/>
               </w:rPr>
-              <w:t xml:space="preserve">Универсальный диалог ввода одной строки с проверкой.</w:t>
+              <w:t>Универсальный диалог ввода одной строки с проверкой.</w:t>
             </w:r>
           </w:p>
         </w:tc>
@@ -9473,7 +9685,7 @@
                 <w:lang w:eastAsia="ru-RU"/>
                 <w14:ligatures w14:val="none"/>
               </w:rPr>
-              <w:t xml:space="preserve">58</w:t>
+              <w:t>58</w:t>
             </w:r>
           </w:p>
         </w:tc>
@@ -9501,7 +9713,7 @@
                 <w:lang w:eastAsia="ru-RU"/>
                 <w14:ligatures w14:val="none"/>
               </w:rPr>
-              <w:t xml:space="preserve">LanguageSwitcher</w:t>
+              <w:t>LanguageSwitcher</w:t>
             </w:r>
           </w:p>
         </w:tc>
@@ -9529,7 +9741,7 @@
                 <w:lang w:eastAsia="ru-RU"/>
                 <w14:ligatures w14:val="none"/>
               </w:rPr>
-              <w:t xml:space="preserve">StatelessWidget</w:t>
+              <w:t>StatelessWidget</w:t>
             </w:r>
           </w:p>
         </w:tc>
@@ -9557,7 +9769,7 @@
                 <w:lang w:eastAsia="ru-RU"/>
                 <w14:ligatures w14:val="none"/>
               </w:rPr>
-              <w:t xml:space="preserve">Переключатель языка RU/EN.</w:t>
+              <w:t>Переключатель языка RU/EN.</w:t>
             </w:r>
           </w:p>
         </w:tc>
@@ -9587,7 +9799,7 @@
                 <w:lang w:eastAsia="ru-RU"/>
                 <w14:ligatures w14:val="none"/>
               </w:rPr>
-              <w:t xml:space="preserve">59</w:t>
+              <w:t>59</w:t>
             </w:r>
           </w:p>
         </w:tc>
@@ -9615,7 +9827,7 @@
                 <w:lang w:eastAsia="ru-RU"/>
                 <w14:ligatures w14:val="none"/>
               </w:rPr>
-              <w:t xml:space="preserve">CenteredMessage</w:t>
+              <w:t>CenteredMessage</w:t>
             </w:r>
           </w:p>
         </w:tc>
@@ -9643,7 +9855,7 @@
                 <w:lang w:eastAsia="ru-RU"/>
                 <w14:ligatures w14:val="none"/>
               </w:rPr>
-              <w:t xml:space="preserve">StatelessWidget</w:t>
+              <w:t>StatelessWidget</w:t>
             </w:r>
           </w:p>
         </w:tc>
@@ -9671,7 +9883,7 @@
                 <w:lang w:eastAsia="ru-RU"/>
                 <w14:ligatures w14:val="none"/>
               </w:rPr>
-              <w:t xml:space="preserve">Сообщение по центру экрана (пустой список, ошибка).</w:t>
+              <w:t>Сообщение по центру экрана (пустой список, ошибка).</w:t>
             </w:r>
           </w:p>
         </w:tc>
@@ -9701,7 +9913,7 @@
                 <w:lang w:eastAsia="ru-RU"/>
                 <w14:ligatures w14:val="none"/>
               </w:rPr>
-              <w:t xml:space="preserve">60</w:t>
+              <w:t>60</w:t>
             </w:r>
           </w:p>
         </w:tc>
@@ -9729,7 +9941,7 @@
                 <w:lang w:eastAsia="ru-RU"/>
                 <w14:ligatures w14:val="none"/>
               </w:rPr>
-              <w:t xml:space="preserve">PublicWebLandingScreen</w:t>
+              <w:t>PublicWebLandingScreen</w:t>
             </w:r>
           </w:p>
         </w:tc>
@@ -9757,7 +9969,7 @@
                 <w:lang w:eastAsia="ru-RU"/>
                 <w14:ligatures w14:val="none"/>
               </w:rPr>
-              <w:t xml:space="preserve">StatelessWidget</w:t>
+              <w:t>StatelessWidget</w:t>
             </w:r>
           </w:p>
         </w:tc>
@@ -9785,7 +9997,7 @@
                 <w:lang w:eastAsia="ru-RU"/>
                 <w14:ligatures w14:val="none"/>
               </w:rPr>
-              <w:t xml:space="preserve">Публичная страница для Flutter Web с ссылкой на вход сотрудников.</w:t>
+              <w:t>Публичная страница для Flutter Web с ссылкой на вход сотрудников.</w:t>
             </w:r>
           </w:p>
         </w:tc>
@@ -9815,7 +10027,7 @@
                 <w:lang w:eastAsia="ru-RU"/>
                 <w14:ligatures w14:val="none"/>
               </w:rPr>
-              <w:t xml:space="preserve">61</w:t>
+              <w:t>61</w:t>
             </w:r>
           </w:p>
         </w:tc>
@@ -9843,7 +10055,7 @@
                 <w:lang w:eastAsia="ru-RU"/>
                 <w14:ligatures w14:val="none"/>
               </w:rPr>
-              <w:t xml:space="preserve">WebRoleGate</w:t>
+              <w:t>WebRoleGate</w:t>
             </w:r>
           </w:p>
         </w:tc>
@@ -9871,7 +10083,7 @@
                 <w:lang w:eastAsia="ru-RU"/>
                 <w14:ligatures w14:val="none"/>
               </w:rPr>
-              <w:t xml:space="preserve">StatefulWidget</w:t>
+              <w:t>StatefulWidget</w:t>
             </w:r>
           </w:p>
         </w:tc>
@@ -9899,7 +10111,7 @@
                 <w:lang w:eastAsia="ru-RU"/>
                 <w14:ligatures w14:val="none"/>
               </w:rPr>
-              <w:t xml:space="preserve">Проверка роли пользователя в Flutter Web.</w:t>
+              <w:t>Проверка роли пользователя в Flutter Web.</w:t>
             </w:r>
           </w:p>
         </w:tc>
@@ -9929,7 +10141,7 @@
                 <w:lang w:eastAsia="ru-RU"/>
                 <w14:ligatures w14:val="none"/>
               </w:rPr>
-              <w:t xml:space="preserve">62</w:t>
+              <w:t>62</w:t>
             </w:r>
           </w:p>
         </w:tc>
@@ -9957,7 +10169,7 @@
                 <w:lang w:eastAsia="ru-RU"/>
                 <w14:ligatures w14:val="none"/>
               </w:rPr>
-              <w:t xml:space="preserve">AdminHomeScreen</w:t>
+              <w:t>AdminHomeScreen</w:t>
             </w:r>
           </w:p>
         </w:tc>
@@ -9985,7 +10197,7 @@
                 <w:lang w:eastAsia="ru-RU"/>
                 <w14:ligatures w14:val="none"/>
               </w:rPr>
-              <w:t xml:space="preserve">StatefulWidget</w:t>
+              <w:t>StatefulWidget</w:t>
             </w:r>
           </w:p>
         </w:tc>
@@ -10013,7 +10225,7 @@
                 <w:lang w:eastAsia="ru-RU"/>
                 <w14:ligatures w14:val="none"/>
               </w:rPr>
-              <w:t xml:space="preserve">Заглушка административной части на Flutter Web (рабочая панель – JavaScript-приложение в каталоге web).</w:t>
+              <w:t>Заглушка административной части на Flutter Web (рабочая панель – JavaScript-приложение в каталоге web).</w:t>
             </w:r>
           </w:p>
         </w:tc>
@@ -10043,7 +10255,7 @@
                 <w:lang w:eastAsia="ru-RU"/>
                 <w14:ligatures w14:val="none"/>
               </w:rPr>
-              <w:t xml:space="preserve">63</w:t>
+              <w:t>63</w:t>
             </w:r>
           </w:p>
         </w:tc>
@@ -10071,7 +10283,7 @@
                 <w:lang w:eastAsia="ru-RU"/>
                 <w14:ligatures w14:val="none"/>
               </w:rPr>
-              <w:t xml:space="preserve">WebRoleBlockedScreen</w:t>
+              <w:t>WebRoleBlockedScreen</w:t>
             </w:r>
           </w:p>
         </w:tc>
@@ -10099,7 +10311,7 @@
                 <w:lang w:eastAsia="ru-RU"/>
                 <w14:ligatures w14:val="none"/>
               </w:rPr>
-              <w:t xml:space="preserve">StatelessWidget</w:t>
+              <w:t>StatelessWidget</w:t>
             </w:r>
           </w:p>
         </w:tc>
@@ -10127,7 +10339,7 @@
                 <w:lang w:eastAsia="ru-RU"/>
                 <w14:ligatures w14:val="none"/>
               </w:rPr>
-              <w:t xml:space="preserve">Сообщение о запрете доступа к веб-сайту для покупателей и курьеров.</w:t>
+              <w:t>Сообщение о запрете доступа к веб-сайту для покупателей и курьеров.</w:t>
             </w:r>
           </w:p>
         </w:tc>
@@ -10149,7 +10361,7 @@
 </file>
 
 <file path=word/endnotes.xml><?xml version="1.0" encoding="utf-8"?>
-<w:endnotes xmlns:wpc="http://schemas.microsoft.com/office/word/2010/wordprocessingCanvas" xmlns:cx="http://schemas.microsoft.com/office/drawing/2014/chartex" xmlns:cx1="http://schemas.microsoft.com/office/drawing/2015/9/8/chartex" xmlns:cx2="http://schemas.microsoft.com/office/drawing/2015/10/21/chartex" xmlns:cx3="http://schemas.microsoft.com/office/drawing/2016/5/9/chartex" xmlns:cx4="http://schemas.microsoft.com/office/drawing/2016/5/10/chartex" xmlns:cx5="http://schemas.microsoft.com/office/drawing/2016/5/11/chartex" xmlns:cx6="http://schemas.microsoft.com/office/drawing/2016/5/12/chartex" xmlns:cx7="http://schemas.microsoft.com/office/drawing/2016/5/13/chartex" xmlns:cx8="http://schemas.microsoft.com/office/drawing/2016/5/14/chartex" xmlns:mc="http://schemas.openxmlformats.org/markup-compatibility/2006" xmlns:aink="http://schemas.microsoft.com/office/drawing/2016/ink" xmlns:am3d="http://schemas.microsoft.com/office/drawing/2017/model3d" xmlns:o="urn:schemas-microsoft-com:office:office" xmlns:oel="http://schemas.microsoft.com/office/2019/extlst" xmlns:r="http://schemas.openxmlformats.org/officeDocument/2006/relationships" xmlns:m="http://schemas.openxmlformats.org/officeDocument/2006/math" xmlns:v="urn:schemas-microsoft-com:vml" xmlns:wp14="http://schemas.microsoft.com/office/word/2010/wordprocessingDrawing" xmlns:wp="http://schemas.openxmlformats.org/drawingml/2006/wordprocessingDrawing" xmlns:w10="urn:schemas-microsoft-com:office:word" xmlns:w="http://schemas.openxmlformats.org/wordprocessingml/2006/main" xmlns:w14="http://schemas.microsoft.com/office/word/2010/wordml" xmlns:w15="http://schemas.microsoft.com/office/word/2012/wordml" xmlns:w16cex="http://schemas.microsoft.com/office/word/2018/wordml/cex" xmlns:w16cid="http://schemas.microsoft.com/office/word/2016/wordml/cid" xmlns:w16="http://schemas.microsoft.com/office/word/2018/wordml" xmlns:w16du="http://schemas.microsoft.com/office/word/2023/wordml/word16du" xmlns:w16sdtdh="http://schemas.microsoft.com/office/word/2020/wordml/sdtdatahash" xmlns:w16sdtfl="http://schemas.microsoft.com/office/word/2024/wordml/sdtformatlock" xmlns:w16se="http://schemas.microsoft.com/office/word/2015/wordml/symex" xmlns:wpg="http://schemas.microsoft.com/office/word/2010/wordprocessingGroup" xmlns:wpi="http://schemas.microsoft.com/office/word/2010/wordprocessingInk" xmlns:wne="http://schemas.microsoft.com/office/word/2006/wordml" xmlns:wps="http://schemas.microsoft.com/office/word/2010/wordprocessingShape" mc:Ignorable="w14 w15 w16se w16cid w16 w16cex w16sdtdh w16sdtfl w16du wp14">
+<w:endnotes xmlns:wpc="http://schemas.microsoft.com/office/word/2010/wordprocessingCanvas" xmlns:cx="http://schemas.microsoft.com/office/drawing/2014/chartex" xmlns:cx1="http://schemas.microsoft.com/office/drawing/2015/9/8/chartex" xmlns:cx2="http://schemas.microsoft.com/office/drawing/2015/10/21/chartex" xmlns:cx3="http://schemas.microsoft.com/office/drawing/2016/5/9/chartex" xmlns:cx4="http://schemas.microsoft.com/office/drawing/2016/5/10/chartex" xmlns:cx5="http://schemas.microsoft.com/office/drawing/2016/5/11/chartex" xmlns:cx6="http://schemas.microsoft.com/office/drawing/2016/5/12/chartex" xmlns:cx7="http://schemas.microsoft.com/office/drawing/2016/5/13/chartex" xmlns:cx8="http://schemas.microsoft.com/office/drawing/2016/5/14/chartex" xmlns:mc="http://schemas.openxmlformats.org/markup-compatibility/2006" xmlns:m="http://schemas.openxmlformats.org/officeDocument/2006/math" xmlns:aink="http://schemas.microsoft.com/office/drawing/2016/ink" xmlns:am3d="http://schemas.microsoft.com/office/drawing/2017/model3d" xmlns:oel="http://schemas.microsoft.com/office/2019/extlst" xmlns:r="http://schemas.openxmlformats.org/officeDocument/2006/relationships" xmlns:wp14="http://schemas.microsoft.com/office/word/2010/wordprocessingDrawing" xmlns:wp="http://schemas.openxmlformats.org/drawingml/2006/wordprocessingDrawing" xmlns:wpg="http://schemas.microsoft.com/office/word/2010/wordprocessingGroup" xmlns:wpi="http://schemas.microsoft.com/office/word/2010/wordprocessingInk" xmlns:wps="http://schemas.microsoft.com/office/word/2010/wordprocessingShape" xmlns:o="urn:schemas-microsoft-com:office:office" xmlns:v="urn:schemas-microsoft-com:vml" xmlns:w10="urn:schemas-microsoft-com:office:word" xmlns:w="http://schemas.openxmlformats.org/wordprocessingml/2006/main" xmlns:w14="http://schemas.microsoft.com/office/word/2010/wordml" xmlns:w15="http://schemas.microsoft.com/office/word/2012/wordml" xmlns:w16cex="http://schemas.microsoft.com/office/word/2018/wordml/cex" xmlns:w16cid="http://schemas.microsoft.com/office/word/2016/wordml/cid" xmlns:w16="http://schemas.microsoft.com/office/word/2018/wordml" xmlns:w16sdtdh="http://schemas.microsoft.com/office/word/2020/wordml/sdtdatahash" xmlns:w16sdtfl="http://schemas.microsoft.com/office/word/2024/wordml/sdtformatlock" xmlns:w16se="http://schemas.microsoft.com/office/word/2015/wordml/symex" xmlns:w16du="http://schemas.microsoft.com/office/word/2023/wordml/word16du" xmlns:wne="http://schemas.microsoft.com/office/word/2006/wordml" mc:Ignorable="w14 w15 w16se w16cid w16 w16cex w16sdtdh w16sdtfl w16du wp14">
   <w:endnote w:type="separator" w:id="-1">
     <w:p>
       <w:pPr>
@@ -10174,7 +10386,7 @@
 </file>
 
 <file path=word/footer1.xml><?xml version="1.0" encoding="utf-8"?>
-<w:ftr xmlns:wpc="http://schemas.microsoft.com/office/word/2010/wordprocessingCanvas" xmlns:cx="http://schemas.microsoft.com/office/drawing/2014/chartex" xmlns:cx1="http://schemas.microsoft.com/office/drawing/2015/9/8/chartex" xmlns:cx2="http://schemas.microsoft.com/office/drawing/2015/10/21/chartex" xmlns:cx3="http://schemas.microsoft.com/office/drawing/2016/5/9/chartex" xmlns:cx4="http://schemas.microsoft.com/office/drawing/2016/5/10/chartex" xmlns:cx5="http://schemas.microsoft.com/office/drawing/2016/5/11/chartex" xmlns:cx6="http://schemas.microsoft.com/office/drawing/2016/5/12/chartex" xmlns:cx7="http://schemas.microsoft.com/office/drawing/2016/5/13/chartex" xmlns:cx8="http://schemas.microsoft.com/office/drawing/2016/5/14/chartex" xmlns:mc="http://schemas.openxmlformats.org/markup-compatibility/2006" xmlns:aink="http://schemas.microsoft.com/office/drawing/2016/ink" xmlns:am3d="http://schemas.microsoft.com/office/drawing/2017/model3d" xmlns:o="urn:schemas-microsoft-com:office:office" xmlns:oel="http://schemas.microsoft.com/office/2019/extlst" xmlns:r="http://schemas.openxmlformats.org/officeDocument/2006/relationships" xmlns:m="http://schemas.openxmlformats.org/officeDocument/2006/math" xmlns:v="urn:schemas-microsoft-com:vml" xmlns:wp14="http://schemas.microsoft.com/office/word/2010/wordprocessingDrawing" xmlns:wp="http://schemas.openxmlformats.org/drawingml/2006/wordprocessingDrawing" xmlns:w10="urn:schemas-microsoft-com:office:word" xmlns:w="http://schemas.openxmlformats.org/wordprocessingml/2006/main" xmlns:w14="http://schemas.microsoft.com/office/word/2010/wordml" xmlns:w15="http://schemas.microsoft.com/office/word/2012/wordml" xmlns:w16cex="http://schemas.microsoft.com/office/word/2018/wordml/cex" xmlns:w16cid="http://schemas.microsoft.com/office/word/2016/wordml/cid" xmlns:w16="http://schemas.microsoft.com/office/word/2018/wordml" xmlns:w16du="http://schemas.microsoft.com/office/word/2023/wordml/word16du" xmlns:w16sdtdh="http://schemas.microsoft.com/office/word/2020/wordml/sdtdatahash" xmlns:w16sdtfl="http://schemas.microsoft.com/office/word/2024/wordml/sdtformatlock" xmlns:w16se="http://schemas.microsoft.com/office/word/2015/wordml/symex" xmlns:wpg="http://schemas.microsoft.com/office/word/2010/wordprocessingGroup" xmlns:wpi="http://schemas.microsoft.com/office/word/2010/wordprocessingInk" xmlns:wne="http://schemas.microsoft.com/office/word/2006/wordml" xmlns:wps="http://schemas.microsoft.com/office/word/2010/wordprocessingShape" mc:Ignorable="w14 w15 w16se w16cid w16 w16cex w16sdtdh w16sdtfl w16du wp14">
+<w:ftr xmlns:wpc="http://schemas.microsoft.com/office/word/2010/wordprocessingCanvas" xmlns:cx="http://schemas.microsoft.com/office/drawing/2014/chartex" xmlns:cx1="http://schemas.microsoft.com/office/drawing/2015/9/8/chartex" xmlns:cx2="http://schemas.microsoft.com/office/drawing/2015/10/21/chartex" xmlns:cx3="http://schemas.microsoft.com/office/drawing/2016/5/9/chartex" xmlns:cx4="http://schemas.microsoft.com/office/drawing/2016/5/10/chartex" xmlns:cx5="http://schemas.microsoft.com/office/drawing/2016/5/11/chartex" xmlns:cx6="http://schemas.microsoft.com/office/drawing/2016/5/12/chartex" xmlns:cx7="http://schemas.microsoft.com/office/drawing/2016/5/13/chartex" xmlns:cx8="http://schemas.microsoft.com/office/drawing/2016/5/14/chartex" xmlns:mc="http://schemas.openxmlformats.org/markup-compatibility/2006" xmlns:m="http://schemas.openxmlformats.org/officeDocument/2006/math" xmlns:aink="http://schemas.microsoft.com/office/drawing/2016/ink" xmlns:am3d="http://schemas.microsoft.com/office/drawing/2017/model3d" xmlns:oel="http://schemas.microsoft.com/office/2019/extlst" xmlns:r="http://schemas.openxmlformats.org/officeDocument/2006/relationships" xmlns:wp14="http://schemas.microsoft.com/office/word/2010/wordprocessingDrawing" xmlns:wp="http://schemas.openxmlformats.org/drawingml/2006/wordprocessingDrawing" xmlns:wpg="http://schemas.microsoft.com/office/word/2010/wordprocessingGroup" xmlns:wpi="http://schemas.microsoft.com/office/word/2010/wordprocessingInk" xmlns:wps="http://schemas.microsoft.com/office/word/2010/wordprocessingShape" xmlns:o="urn:schemas-microsoft-com:office:office" xmlns:v="urn:schemas-microsoft-com:vml" xmlns:w10="urn:schemas-microsoft-com:office:word" xmlns:w="http://schemas.openxmlformats.org/wordprocessingml/2006/main" xmlns:w14="http://schemas.microsoft.com/office/word/2010/wordml" xmlns:w15="http://schemas.microsoft.com/office/word/2012/wordml" xmlns:w16cex="http://schemas.microsoft.com/office/word/2018/wordml/cex" xmlns:w16cid="http://schemas.microsoft.com/office/word/2016/wordml/cid" xmlns:w16="http://schemas.microsoft.com/office/word/2018/wordml" xmlns:w16sdtdh="http://schemas.microsoft.com/office/word/2020/wordml/sdtdatahash" xmlns:w16sdtfl="http://schemas.microsoft.com/office/word/2024/wordml/sdtformatlock" xmlns:w16se="http://schemas.microsoft.com/office/word/2015/wordml/symex" xmlns:w16du="http://schemas.microsoft.com/office/word/2023/wordml/word16du" xmlns:wne="http://schemas.microsoft.com/office/word/2006/wordml" mc:Ignorable="w14 w15 w16se w16cid w16 w16cex w16sdtdh w16sdtfl w16du wp14">
   <w:sdt>
     <w:sdtPr>
       <w:rPr>
@@ -10231,7 +10443,7 @@
 </file>
 
 <file path=word/footer2.xml><?xml version="1.0" encoding="utf-8"?>
-<w:ftr xmlns:wpc="http://schemas.microsoft.com/office/word/2010/wordprocessingCanvas" xmlns:cx="http://schemas.microsoft.com/office/drawing/2014/chartex" xmlns:cx1="http://schemas.microsoft.com/office/drawing/2015/9/8/chartex" xmlns:cx2="http://schemas.microsoft.com/office/drawing/2015/10/21/chartex" xmlns:cx3="http://schemas.microsoft.com/office/drawing/2016/5/9/chartex" xmlns:cx4="http://schemas.microsoft.com/office/drawing/2016/5/10/chartex" xmlns:cx5="http://schemas.microsoft.com/office/drawing/2016/5/11/chartex" xmlns:cx6="http://schemas.microsoft.com/office/drawing/2016/5/12/chartex" xmlns:cx7="http://schemas.microsoft.com/office/drawing/2016/5/13/chartex" xmlns:cx8="http://schemas.microsoft.com/office/drawing/2016/5/14/chartex" xmlns:mc="http://schemas.openxmlformats.org/markup-compatibility/2006" xmlns:aink="http://schemas.microsoft.com/office/drawing/2016/ink" xmlns:am3d="http://schemas.microsoft.com/office/drawing/2017/model3d" xmlns:o="urn:schemas-microsoft-com:office:office" xmlns:oel="http://schemas.microsoft.com/office/2019/extlst" xmlns:r="http://schemas.openxmlformats.org/officeDocument/2006/relationships" xmlns:m="http://schemas.openxmlformats.org/officeDocument/2006/math" xmlns:v="urn:schemas-microsoft-com:vml" xmlns:wp14="http://schemas.microsoft.com/office/word/2010/wordprocessingDrawing" xmlns:wp="http://schemas.openxmlformats.org/drawingml/2006/wordprocessingDrawing" xmlns:w10="urn:schemas-microsoft-com:office:word" xmlns:w="http://schemas.openxmlformats.org/wordprocessingml/2006/main" xmlns:w14="http://schemas.microsoft.com/office/word/2010/wordml" xmlns:w15="http://schemas.microsoft.com/office/word/2012/wordml" xmlns:w16cex="http://schemas.microsoft.com/office/word/2018/wordml/cex" xmlns:w16cid="http://schemas.microsoft.com/office/word/2016/wordml/cid" xmlns:w16="http://schemas.microsoft.com/office/word/2018/wordml" xmlns:w16du="http://schemas.microsoft.com/office/word/2023/wordml/word16du" xmlns:w16sdtdh="http://schemas.microsoft.com/office/word/2020/wordml/sdtdatahash" xmlns:w16sdtfl="http://schemas.microsoft.com/office/word/2024/wordml/sdtformatlock" xmlns:w16se="http://schemas.microsoft.com/office/word/2015/wordml/symex" xmlns:wpg="http://schemas.microsoft.com/office/word/2010/wordprocessingGroup" xmlns:wpi="http://schemas.microsoft.com/office/word/2010/wordprocessingInk" xmlns:wne="http://schemas.microsoft.com/office/word/2006/wordml" xmlns:wps="http://schemas.microsoft.com/office/word/2010/wordprocessingShape" mc:Ignorable="w14 w15 w16se w16cid w16 w16cex w16sdtdh w16sdtfl w16du wp14">
+<w:ftr xmlns:wpc="http://schemas.microsoft.com/office/word/2010/wordprocessingCanvas" xmlns:cx="http://schemas.microsoft.com/office/drawing/2014/chartex" xmlns:cx1="http://schemas.microsoft.com/office/drawing/2015/9/8/chartex" xmlns:cx2="http://schemas.microsoft.com/office/drawing/2015/10/21/chartex" xmlns:cx3="http://schemas.microsoft.com/office/drawing/2016/5/9/chartex" xmlns:cx4="http://schemas.microsoft.com/office/drawing/2016/5/10/chartex" xmlns:cx5="http://schemas.microsoft.com/office/drawing/2016/5/11/chartex" xmlns:cx6="http://schemas.microsoft.com/office/drawing/2016/5/12/chartex" xmlns:cx7="http://schemas.microsoft.com/office/drawing/2016/5/13/chartex" xmlns:cx8="http://schemas.microsoft.com/office/drawing/2016/5/14/chartex" xmlns:mc="http://schemas.openxmlformats.org/markup-compatibility/2006" xmlns:m="http://schemas.openxmlformats.org/officeDocument/2006/math" xmlns:aink="http://schemas.microsoft.com/office/drawing/2016/ink" xmlns:am3d="http://schemas.microsoft.com/office/drawing/2017/model3d" xmlns:oel="http://schemas.microsoft.com/office/2019/extlst" xmlns:r="http://schemas.openxmlformats.org/officeDocument/2006/relationships" xmlns:wp14="http://schemas.microsoft.com/office/word/2010/wordprocessingDrawing" xmlns:wp="http://schemas.openxmlformats.org/drawingml/2006/wordprocessingDrawing" xmlns:wpg="http://schemas.microsoft.com/office/word/2010/wordprocessingGroup" xmlns:wpi="http://schemas.microsoft.com/office/word/2010/wordprocessingInk" xmlns:wps="http://schemas.microsoft.com/office/word/2010/wordprocessingShape" xmlns:o="urn:schemas-microsoft-com:office:office" xmlns:v="urn:schemas-microsoft-com:vml" xmlns:w10="urn:schemas-microsoft-com:office:word" xmlns:w="http://schemas.openxmlformats.org/wordprocessingml/2006/main" xmlns:w14="http://schemas.microsoft.com/office/word/2010/wordml" xmlns:w15="http://schemas.microsoft.com/office/word/2012/wordml" xmlns:w16cex="http://schemas.microsoft.com/office/word/2018/wordml/cex" xmlns:w16cid="http://schemas.microsoft.com/office/word/2016/wordml/cid" xmlns:w16="http://schemas.microsoft.com/office/word/2018/wordml" xmlns:w16sdtdh="http://schemas.microsoft.com/office/word/2020/wordml/sdtdatahash" xmlns:w16sdtfl="http://schemas.microsoft.com/office/word/2024/wordml/sdtformatlock" xmlns:w16se="http://schemas.microsoft.com/office/word/2015/wordml/symex" xmlns:w16du="http://schemas.microsoft.com/office/word/2023/wordml/word16du" xmlns:wne="http://schemas.microsoft.com/office/word/2006/wordml" mc:Ignorable="w14 w15 w16se w16cid w16 w16cex w16sdtdh w16sdtfl w16du wp14">
   <w:sdt>
     <w:sdtPr>
       <w:rPr>
@@ -10305,7 +10517,7 @@
 </file>
 
 <file path=word/footnotes.xml><?xml version="1.0" encoding="utf-8"?>
-<w:footnotes xmlns:wpc="http://schemas.microsoft.com/office/word/2010/wordprocessingCanvas" xmlns:cx="http://schemas.microsoft.com/office/drawing/2014/chartex" xmlns:cx1="http://schemas.microsoft.com/office/drawing/2015/9/8/chartex" xmlns:cx2="http://schemas.microsoft.com/office/drawing/2015/10/21/chartex" xmlns:cx3="http://schemas.microsoft.com/office/drawing/2016/5/9/chartex" xmlns:cx4="http://schemas.microsoft.com/office/drawing/2016/5/10/chartex" xmlns:cx5="http://schemas.microsoft.com/office/drawing/2016/5/11/chartex" xmlns:cx6="http://schemas.microsoft.com/office/drawing/2016/5/12/chartex" xmlns:cx7="http://schemas.microsoft.com/office/drawing/2016/5/13/chartex" xmlns:cx8="http://schemas.microsoft.com/office/drawing/2016/5/14/chartex" xmlns:mc="http://schemas.openxmlformats.org/markup-compatibility/2006" xmlns:aink="http://schemas.microsoft.com/office/drawing/2016/ink" xmlns:am3d="http://schemas.microsoft.com/office/drawing/2017/model3d" xmlns:o="urn:schemas-microsoft-com:office:office" xmlns:oel="http://schemas.microsoft.com/office/2019/extlst" xmlns:r="http://schemas.openxmlformats.org/officeDocument/2006/relationships" xmlns:m="http://schemas.openxmlformats.org/officeDocument/2006/math" xmlns:v="urn:schemas-microsoft-com:vml" xmlns:wp14="http://schemas.microsoft.com/office/word/2010/wordprocessingDrawing" xmlns:wp="http://schemas.openxmlformats.org/drawingml/2006/wordprocessingDrawing" xmlns:w10="urn:schemas-microsoft-com:office:word" xmlns:w="http://schemas.openxmlformats.org/wordprocessingml/2006/main" xmlns:w14="http://schemas.microsoft.com/office/word/2010/wordml" xmlns:w15="http://schemas.microsoft.com/office/word/2012/wordml" xmlns:w16cex="http://schemas.microsoft.com/office/word/2018/wordml/cex" xmlns:w16cid="http://schemas.microsoft.com/office/word/2016/wordml/cid" xmlns:w16="http://schemas.microsoft.com/office/word/2018/wordml" xmlns:w16du="http://schemas.microsoft.com/office/word/2023/wordml/word16du" xmlns:w16sdtdh="http://schemas.microsoft.com/office/word/2020/wordml/sdtdatahash" xmlns:w16sdtfl="http://schemas.microsoft.com/office/word/2024/wordml/sdtformatlock" xmlns:w16se="http://schemas.microsoft.com/office/word/2015/wordml/symex" xmlns:wpg="http://schemas.microsoft.com/office/word/2010/wordprocessingGroup" xmlns:wpi="http://schemas.microsoft.com/office/word/2010/wordprocessingInk" xmlns:wne="http://schemas.microsoft.com/office/word/2006/wordml" xmlns:wps="http://schemas.microsoft.com/office/word/2010/wordprocessingShape" mc:Ignorable="w14 w15 w16se w16cid w16 w16cex w16sdtdh w16sdtfl w16du wp14">
+<w:footnotes xmlns:wpc="http://schemas.microsoft.com/office/word/2010/wordprocessingCanvas" xmlns:cx="http://schemas.microsoft.com/office/drawing/2014/chartex" xmlns:cx1="http://schemas.microsoft.com/office/drawing/2015/9/8/chartex" xmlns:cx2="http://schemas.microsoft.com/office/drawing/2015/10/21/chartex" xmlns:cx3="http://schemas.microsoft.com/office/drawing/2016/5/9/chartex" xmlns:cx4="http://schemas.microsoft.com/office/drawing/2016/5/10/chartex" xmlns:cx5="http://schemas.microsoft.com/office/drawing/2016/5/11/chartex" xmlns:cx6="http://schemas.microsoft.com/office/drawing/2016/5/12/chartex" xmlns:cx7="http://schemas.microsoft.com/office/drawing/2016/5/13/chartex" xmlns:cx8="http://schemas.microsoft.com/office/drawing/2016/5/14/chartex" xmlns:mc="http://schemas.openxmlformats.org/markup-compatibility/2006" xmlns:m="http://schemas.openxmlformats.org/officeDocument/2006/math" xmlns:aink="http://schemas.microsoft.com/office/drawing/2016/ink" xmlns:am3d="http://schemas.microsoft.com/office/drawing/2017/model3d" xmlns:oel="http://schemas.microsoft.com/office/2019/extlst" xmlns:r="http://schemas.openxmlformats.org/officeDocument/2006/relationships" xmlns:wp14="http://schemas.microsoft.com/office/word/2010/wordprocessingDrawing" xmlns:wp="http://schemas.openxmlformats.org/drawingml/2006/wordprocessingDrawing" xmlns:wpg="http://schemas.microsoft.com/office/word/2010/wordprocessingGroup" xmlns:wpi="http://schemas.microsoft.com/office/word/2010/wordprocessingInk" xmlns:wps="http://schemas.microsoft.com/office/word/2010/wordprocessingShape" xmlns:o="urn:schemas-microsoft-com:office:office" xmlns:v="urn:schemas-microsoft-com:vml" xmlns:w10="urn:schemas-microsoft-com:office:word" xmlns:w="http://schemas.openxmlformats.org/wordprocessingml/2006/main" xmlns:w14="http://schemas.microsoft.com/office/word/2010/wordml" xmlns:w15="http://schemas.microsoft.com/office/word/2012/wordml" xmlns:w16cex="http://schemas.microsoft.com/office/word/2018/wordml/cex" xmlns:w16cid="http://schemas.microsoft.com/office/word/2016/wordml/cid" xmlns:w16="http://schemas.microsoft.com/office/word/2018/wordml" xmlns:w16sdtdh="http://schemas.microsoft.com/office/word/2020/wordml/sdtdatahash" xmlns:w16sdtfl="http://schemas.microsoft.com/office/word/2024/wordml/sdtformatlock" xmlns:w16se="http://schemas.microsoft.com/office/word/2015/wordml/symex" xmlns:w16du="http://schemas.microsoft.com/office/word/2023/wordml/word16du" xmlns:wne="http://schemas.microsoft.com/office/word/2006/wordml" mc:Ignorable="w14 w15 w16se w16cid w16 w16cex w16sdtdh w16sdtfl w16du wp14">
   <w:footnote w:type="separator" w:id="-1">
     <w:p>
       <w:pPr>
@@ -10330,7 +10542,7 @@
 </file>
 
 <file path=word/numbering.xml><?xml version="1.0" encoding="utf-8"?>
-<w:numbering xmlns:wpc="http://schemas.microsoft.com/office/word/2010/wordprocessingCanvas" xmlns:cx="http://schemas.microsoft.com/office/drawing/2014/chartex" xmlns:cx1="http://schemas.microsoft.com/office/drawing/2015/9/8/chartex" xmlns:cx2="http://schemas.microsoft.com/office/drawing/2015/10/21/chartex" xmlns:cx3="http://schemas.microsoft.com/office/drawing/2016/5/9/chartex" xmlns:cx4="http://schemas.microsoft.com/office/drawing/2016/5/10/chartex" xmlns:cx5="http://schemas.microsoft.com/office/drawing/2016/5/11/chartex" xmlns:cx6="http://schemas.microsoft.com/office/drawing/2016/5/12/chartex" xmlns:cx7="http://schemas.microsoft.com/office/drawing/2016/5/13/chartex" xmlns:cx8="http://schemas.microsoft.com/office/drawing/2016/5/14/chartex" xmlns:mc="http://schemas.openxmlformats.org/markup-compatibility/2006" xmlns:aink="http://schemas.microsoft.com/office/drawing/2016/ink" xmlns:am3d="http://schemas.microsoft.com/office/drawing/2017/model3d" xmlns:o="urn:schemas-microsoft-com:office:office" xmlns:oel="http://schemas.microsoft.com/office/2019/extlst" xmlns:r="http://schemas.openxmlformats.org/officeDocument/2006/relationships" xmlns:m="http://schemas.openxmlformats.org/officeDocument/2006/math" xmlns:v="urn:schemas-microsoft-com:vml" xmlns:wp14="http://schemas.microsoft.com/office/word/2010/wordprocessingDrawing" xmlns:wp="http://schemas.openxmlformats.org/drawingml/2006/wordprocessingDrawing" xmlns:w10="urn:schemas-microsoft-com:office:word" xmlns:w="http://schemas.openxmlformats.org/wordprocessingml/2006/main" xmlns:w14="http://schemas.microsoft.com/office/word/2010/wordml" xmlns:w15="http://schemas.microsoft.com/office/word/2012/wordml" xmlns:w16cex="http://schemas.microsoft.com/office/word/2018/wordml/cex" xmlns:w16cid="http://schemas.microsoft.com/office/word/2016/wordml/cid" xmlns:w16="http://schemas.microsoft.com/office/word/2018/wordml" xmlns:w16du="http://schemas.microsoft.com/office/word/2023/wordml/word16du" xmlns:w16sdtdh="http://schemas.microsoft.com/office/word/2020/wordml/sdtdatahash" xmlns:w16sdtfl="http://schemas.microsoft.com/office/word/2024/wordml/sdtformatlock" xmlns:w16se="http://schemas.microsoft.com/office/word/2015/wordml/symex" xmlns:wpg="http://schemas.microsoft.com/office/word/2010/wordprocessingGroup" xmlns:wpi="http://schemas.microsoft.com/office/word/2010/wordprocessingInk" xmlns:wne="http://schemas.microsoft.com/office/word/2006/wordml" xmlns:wps="http://schemas.microsoft.com/office/word/2010/wordprocessingShape" mc:Ignorable="w14 w15 w16se w16cid w16 w16cex w16sdtdh w16sdtfl w16du wp14">
+<w:numbering xmlns:wpc="http://schemas.microsoft.com/office/word/2010/wordprocessingCanvas" xmlns:cx="http://schemas.microsoft.com/office/drawing/2014/chartex" xmlns:cx1="http://schemas.microsoft.com/office/drawing/2015/9/8/chartex" xmlns:cx2="http://schemas.microsoft.com/office/drawing/2015/10/21/chartex" xmlns:cx3="http://schemas.microsoft.com/office/drawing/2016/5/9/chartex" xmlns:cx4="http://schemas.microsoft.com/office/drawing/2016/5/10/chartex" xmlns:cx5="http://schemas.microsoft.com/office/drawing/2016/5/11/chartex" xmlns:cx6="http://schemas.microsoft.com/office/drawing/2016/5/12/chartex" xmlns:cx7="http://schemas.microsoft.com/office/drawing/2016/5/13/chartex" xmlns:cx8="http://schemas.microsoft.com/office/drawing/2016/5/14/chartex" xmlns:mc="http://schemas.openxmlformats.org/markup-compatibility/2006" xmlns:m="http://schemas.openxmlformats.org/officeDocument/2006/math" xmlns:aink="http://schemas.microsoft.com/office/drawing/2016/ink" xmlns:am3d="http://schemas.microsoft.com/office/drawing/2017/model3d" xmlns:oel="http://schemas.microsoft.com/office/2019/extlst" xmlns:r="http://schemas.openxmlformats.org/officeDocument/2006/relationships" xmlns:wp14="http://schemas.microsoft.com/office/word/2010/wordprocessingDrawing" xmlns:wp="http://schemas.openxmlformats.org/drawingml/2006/wordprocessingDrawing" xmlns:wpg="http://schemas.microsoft.com/office/word/2010/wordprocessingGroup" xmlns:wpi="http://schemas.microsoft.com/office/word/2010/wordprocessingInk" xmlns:wps="http://schemas.microsoft.com/office/word/2010/wordprocessingShape" xmlns:o="urn:schemas-microsoft-com:office:office" xmlns:v="urn:schemas-microsoft-com:vml" xmlns:w10="urn:schemas-microsoft-com:office:word" xmlns:w="http://schemas.openxmlformats.org/wordprocessingml/2006/main" xmlns:w14="http://schemas.microsoft.com/office/word/2010/wordml" xmlns:w15="http://schemas.microsoft.com/office/word/2012/wordml" xmlns:w16cex="http://schemas.microsoft.com/office/word/2018/wordml/cex" xmlns:w16cid="http://schemas.microsoft.com/office/word/2016/wordml/cid" xmlns:w16="http://schemas.microsoft.com/office/word/2018/wordml" xmlns:w16sdtdh="http://schemas.microsoft.com/office/word/2020/wordml/sdtdatahash" xmlns:w16sdtfl="http://schemas.microsoft.com/office/word/2024/wordml/sdtformatlock" xmlns:w16se="http://schemas.microsoft.com/office/word/2015/wordml/symex" xmlns:w16du="http://schemas.microsoft.com/office/word/2023/wordml/word16du" xmlns:wne="http://schemas.microsoft.com/office/word/2006/wordml" mc:Ignorable="w14 w15 w16se w16cid w16 w16cex w16sdtdh w16sdtfl w16du wp14">
   <w:abstractNum w:abstractNumId="0" w15:restartNumberingAfterBreak="0">
     <w:nsid w:val="3BF26879"/>
     <w:multiLevelType w:val="multilevel"/>
@@ -10460,7 +10672,7 @@
 </file>
 
 <file path=word/styles.xml><?xml version="1.0" encoding="utf-8"?>
-<w:styles xmlns:mc="http://schemas.openxmlformats.org/markup-compatibility/2006" xmlns:r="http://schemas.openxmlformats.org/officeDocument/2006/relationships" xmlns:w="http://schemas.openxmlformats.org/wordprocessingml/2006/main" xmlns:w14="http://schemas.microsoft.com/office/word/2010/wordml" xmlns:w15="http://schemas.microsoft.com/office/word/2012/wordml" xmlns:w16cex="http://schemas.microsoft.com/office/word/2018/wordml/cex" xmlns:w16cid="http://schemas.microsoft.com/office/word/2016/wordml/cid" xmlns:w16="http://schemas.microsoft.com/office/word/2018/wordml" xmlns:w16du="http://schemas.microsoft.com/office/word/2023/wordml/word16du" xmlns:w16sdtdh="http://schemas.microsoft.com/office/word/2020/wordml/sdtdatahash" xmlns:w16sdtfl="http://schemas.microsoft.com/office/word/2024/wordml/sdtformatlock" xmlns:w16se="http://schemas.microsoft.com/office/word/2015/wordml/symex" mc:Ignorable="w14 w15 w16se w16cid w16 w16cex w16sdtdh w16sdtfl w16du">
+<w:styles xmlns:mc="http://schemas.openxmlformats.org/markup-compatibility/2006" xmlns:r="http://schemas.openxmlformats.org/officeDocument/2006/relationships" xmlns:w="http://schemas.openxmlformats.org/wordprocessingml/2006/main" xmlns:w14="http://schemas.microsoft.com/office/word/2010/wordml" xmlns:w15="http://schemas.microsoft.com/office/word/2012/wordml" xmlns:w16cex="http://schemas.microsoft.com/office/word/2018/wordml/cex" xmlns:w16cid="http://schemas.microsoft.com/office/word/2016/wordml/cid" xmlns:w16="http://schemas.microsoft.com/office/word/2018/wordml" xmlns:w16sdtdh="http://schemas.microsoft.com/office/word/2020/wordml/sdtdatahash" xmlns:w16sdtfl="http://schemas.microsoft.com/office/word/2024/wordml/sdtformatlock" xmlns:w16se="http://schemas.microsoft.com/office/word/2015/wordml/symex" xmlns:w16du="http://schemas.microsoft.com/office/word/2023/wordml/word16du" mc:Ignorable="w14 w15 w16se w16cid w16 w16cex w16sdtdh w16sdtfl w16du">
   <w:docDefaults>
     <w:rPrDefault>
       <w:rPr>
@@ -10468,7 +10680,7 @@
         <w:kern w:val="2"/>
         <w:sz w:val="24"/>
         <w:szCs w:val="24"/>
-        <w:lang w:val="ru-US" w:eastAsia="en-US" w:bidi="ar-SA"/>
+        <w:lang w:eastAsia="en-US" w:bidi="ar-SA"/>
         <w14:ligatures w14:val="standardContextual"/>
       </w:rPr>
     </w:rPrDefault>
